--- a/docs/03-requirements/ZP-DOC-03_Software-Requirements-Specification.docx
+++ b/docs/03-requirements/ZP-DOC-03_Software-Requirements-Specification.docx
@@ -90,7 +90,7 @@
           <w:left w:w="10" w:type="dxa"/>
           <w:right w:w="10" w:type="dxa"/>
         </w:tblCellMar>
-        <w:tblLook w:val="04A0" w:firstRow="1" w:lastRow="0" w:firstColumn="1" w:lastColumn="0" w:noHBand="0" w:noVBand="1"/>
+        <w:tblLook w:val="0000" w:firstRow="0" w:lastRow="0" w:firstColumn="0" w:lastColumn="0" w:noHBand="0" w:noVBand="0"/>
       </w:tblPr>
       <w:tblGrid>
         <w:gridCol w:w="2600"/>
@@ -157,7 +157,7 @@
                 <w:sz w:val="19"/>
                 <w:szCs w:val="19"/>
               </w:rPr>
-              <w:t>0.9</w:t>
+              <w:t>1.0</w:t>
             </w:r>
           </w:p>
         </w:tc>
@@ -223,7 +223,7 @@
                 <w:sz w:val="19"/>
                 <w:szCs w:val="19"/>
               </w:rPr>
-              <w:t>In review</w:t>
+              <w:t>Approved</w:t>
             </w:r>
           </w:p>
         </w:tc>
@@ -494,7 +494,7 @@
           <w:left w:w="10" w:type="dxa"/>
           <w:right w:w="10" w:type="dxa"/>
         </w:tblCellMar>
-        <w:tblLook w:val="04A0" w:firstRow="1" w:lastRow="0" w:firstColumn="1" w:lastColumn="0" w:noHBand="0" w:noVBand="1"/>
+        <w:tblLook w:val="0000" w:firstRow="0" w:lastRow="0" w:firstColumn="0" w:lastColumn="0" w:noHBand="0" w:noVBand="0"/>
       </w:tblPr>
       <w:tblGrid>
         <w:gridCol w:w="2600"/>
@@ -693,7 +693,7 @@
                 <w:sz w:val="19"/>
                 <w:szCs w:val="19"/>
               </w:rPr>
-              <w:t>0.9</w:t>
+              <w:t>1.0</w:t>
             </w:r>
           </w:p>
         </w:tc>
@@ -759,7 +759,7 @@
                 <w:sz w:val="19"/>
                 <w:szCs w:val="19"/>
               </w:rPr>
-              <w:t>In review</w:t>
+              <w:t>Approved</w:t>
             </w:r>
           </w:p>
         </w:tc>
@@ -1189,7 +1189,7 @@
           <w:left w:w="10" w:type="dxa"/>
           <w:right w:w="10" w:type="dxa"/>
         </w:tblCellMar>
-        <w:tblLook w:val="04A0" w:firstRow="1" w:lastRow="0" w:firstColumn="1" w:lastColumn="0" w:noHBand="0" w:noVBand="1"/>
+        <w:tblLook w:val="0000" w:firstRow="0" w:lastRow="0" w:firstColumn="0" w:lastColumn="0" w:noHBand="0" w:noVBand="0"/>
       </w:tblPr>
       <w:tblGrid>
         <w:gridCol w:w="964"/>
@@ -1440,6 +1440,122 @@
                 <w:szCs w:val="19"/>
               </w:rPr>
               <w:t>First issue: functional requirements derived from ZP-DOC-02; NFRs; business rules from the UGC handbook and cut-off table 2025/26; submitted for approval</w:t>
+            </w:r>
+          </w:p>
+        </w:tc>
+      </w:tr>
+      <w:tr>
+        <w:tblPrEx>
+          <w:tblCellMar>
+            <w:top w:w="0" w:type="dxa"/>
+            <w:bottom w:w="0" w:type="dxa"/>
+          </w:tblCellMar>
+        </w:tblPrEx>
+        <w:trPr>
+          <w:cantSplit/>
+          <w:trHeight w:val="420"/>
+        </w:trPr>
+        <w:tc>
+          <w:tcPr>
+            <w:tcW w:w="964" w:type="dxa"/>
+            <w:tcBorders>
+              <w:top w:val="single" w:sz="4" w:space="0" w:color="C9D3D0"/>
+              <w:left w:val="single" w:sz="4" w:space="0" w:color="C9D3D0"/>
+              <w:bottom w:val="single" w:sz="4" w:space="0" w:color="C9D3D0"/>
+              <w:right w:val="single" w:sz="4" w:space="0" w:color="C9D3D0"/>
+            </w:tcBorders>
+            <w:tcMar>
+              <w:top w:w="50" w:type="dxa"/>
+              <w:left w:w="100" w:type="dxa"/>
+              <w:bottom w:w="50" w:type="dxa"/>
+              <w:right w:w="100" w:type="dxa"/>
+            </w:tcMar>
+          </w:tcPr>
+          <w:p>
+            <w:r>
+              <w:rPr>
+                <w:sz w:val="19"/>
+                <w:szCs w:val="19"/>
+              </w:rPr>
+              <w:t>1.0</w:t>
+            </w:r>
+          </w:p>
+        </w:tc>
+        <w:tc>
+          <w:tcPr>
+            <w:tcW w:w="1542" w:type="dxa"/>
+            <w:tcBorders>
+              <w:top w:val="single" w:sz="4" w:space="0" w:color="C9D3D0"/>
+              <w:left w:val="single" w:sz="4" w:space="0" w:color="C9D3D0"/>
+              <w:bottom w:val="single" w:sz="4" w:space="0" w:color="C9D3D0"/>
+              <w:right w:val="single" w:sz="4" w:space="0" w:color="C9D3D0"/>
+            </w:tcBorders>
+            <w:tcMar>
+              <w:top w:w="50" w:type="dxa"/>
+              <w:left w:w="100" w:type="dxa"/>
+              <w:bottom w:w="50" w:type="dxa"/>
+              <w:right w:w="100" w:type="dxa"/>
+            </w:tcMar>
+          </w:tcPr>
+          <w:p>
+            <w:r>
+              <w:rPr>
+                <w:sz w:val="19"/>
+                <w:szCs w:val="19"/>
+              </w:rPr>
+              <w:t>5 Oct 2026</w:t>
+            </w:r>
+          </w:p>
+        </w:tc>
+        <w:tc>
+          <w:tcPr>
+            <w:tcW w:w="1928" w:type="dxa"/>
+            <w:tcBorders>
+              <w:top w:val="single" w:sz="4" w:space="0" w:color="C9D3D0"/>
+              <w:left w:val="single" w:sz="4" w:space="0" w:color="C9D3D0"/>
+              <w:bottom w:val="single" w:sz="4" w:space="0" w:color="C9D3D0"/>
+              <w:right w:val="single" w:sz="4" w:space="0" w:color="C9D3D0"/>
+            </w:tcBorders>
+            <w:tcMar>
+              <w:top w:w="50" w:type="dxa"/>
+              <w:left w:w="100" w:type="dxa"/>
+              <w:bottom w:w="50" w:type="dxa"/>
+              <w:right w:w="100" w:type="dxa"/>
+            </w:tcMar>
+          </w:tcPr>
+          <w:p>
+            <w:r>
+              <w:rPr>
+                <w:sz w:val="19"/>
+                <w:szCs w:val="19"/>
+              </w:rPr>
+              <w:t>B.M.P Banneka</w:t>
+            </w:r>
+          </w:p>
+        </w:tc>
+        <w:tc>
+          <w:tcPr>
+            <w:tcW w:w="5204" w:type="dxa"/>
+            <w:tcBorders>
+              <w:top w:val="single" w:sz="4" w:space="0" w:color="C9D3D0"/>
+              <w:left w:val="single" w:sz="4" w:space="0" w:color="C9D3D0"/>
+              <w:bottom w:val="single" w:sz="4" w:space="0" w:color="C9D3D0"/>
+              <w:right w:val="single" w:sz="4" w:space="0" w:color="C9D3D0"/>
+            </w:tcBorders>
+            <w:tcMar>
+              <w:top w:w="50" w:type="dxa"/>
+              <w:left w:w="100" w:type="dxa"/>
+              <w:bottom w:w="50" w:type="dxa"/>
+              <w:right w:w="100" w:type="dxa"/>
+            </w:tcMar>
+          </w:tcPr>
+          <w:p>
+            <w:r>
+              <w:rPr>
+                <w:sz w:val="19"/>
+                <w:szCs w:val="19"/>
+              </w:rPr>
+              <w:t>Approved by the product owner; baselined</w:t>
             </w:r>
           </w:p>
         </w:tc>
@@ -1486,7 +1602,7 @@
           <w:left w:w="10" w:type="dxa"/>
           <w:right w:w="10" w:type="dxa"/>
         </w:tblCellMar>
-        <w:tblLook w:val="04A0" w:firstRow="1" w:lastRow="0" w:firstColumn="1" w:lastColumn="0" w:noHBand="0" w:noVBand="1"/>
+        <w:tblLook w:val="0000" w:firstRow="0" w:lastRow="0" w:firstColumn="0" w:lastColumn="0" w:noHBand="0" w:noVBand="0"/>
       </w:tblPr>
       <w:tblGrid>
         <w:gridCol w:w="2120"/>
@@ -1804,7 +1920,15 @@
               <w:right w:w="100" w:type="dxa"/>
             </w:tcMar>
           </w:tcPr>
-          <w:p/>
+          <w:p>
+            <w:r>
+              <w:rPr>
+                <w:sz w:val="19"/>
+                <w:szCs w:val="19"/>
+              </w:rPr>
+              <w:t>Approved in writing (project channel)</w:t>
+            </w:r>
+          </w:p>
         </w:tc>
         <w:tc>
           <w:tcPr>
@@ -1822,7 +1946,15 @@
               <w:right w:w="100" w:type="dxa"/>
             </w:tcMar>
           </w:tcPr>
-          <w:p/>
+          <w:p>
+            <w:r>
+              <w:rPr>
+                <w:sz w:val="19"/>
+                <w:szCs w:val="19"/>
+              </w:rPr>
+              <w:t>5 Oct 2026</w:t>
+            </w:r>
+          </w:p>
         </w:tc>
       </w:tr>
     </w:tbl>
@@ -1843,7 +1975,7 @@
     <w:sdt>
       <w:sdtPr>
         <w:alias w:val="Contents"/>
-        <w:id w:val="334434896"/>
+        <w:id w:val="1630671315"/>
       </w:sdtPr>
       <w:sdtEndPr/>
       <w:sdtContent>
@@ -1872,7 +2004,7 @@
           <w:r>
             <w:fldChar w:fldCharType="separate"/>
           </w:r>
-          <w:hyperlink w:anchor="_Toc242096894" w:history="1">
+          <w:hyperlink w:anchor="_Toc242097597" w:history="1">
             <w:r>
               <w:rPr>
                 <w:rStyle w:val="Hyperlink"/>
@@ -1896,7 +2028,7 @@
               <w:rPr>
                 <w:noProof/>
               </w:rPr>
-              <w:instrText xml:space="preserve"> PAGEREF _Toc242096894 \h </w:instrText>
+              <w:instrText xml:space="preserve"> PAGEREF _Toc242097597 \h </w:instrText>
             </w:r>
             <w:r>
               <w:rPr>
@@ -1939,7 +2071,7 @@
               <w14:ligatures w14:val="standardContextual"/>
             </w:rPr>
           </w:pPr>
-          <w:hyperlink w:anchor="_Toc242096895" w:history="1">
+          <w:hyperlink w:anchor="_Toc242097598" w:history="1">
             <w:r>
               <w:rPr>
                 <w:rStyle w:val="Hyperlink"/>
@@ -1963,7 +2095,7 @@
               <w:rPr>
                 <w:noProof/>
               </w:rPr>
-              <w:instrText xml:space="preserve"> PAGEREF _Toc242096895 \h </w:instrText>
+              <w:instrText xml:space="preserve"> PAGEREF _Toc242097598 \h </w:instrText>
             </w:r>
             <w:r>
               <w:rPr>
@@ -2006,7 +2138,7 @@
               <w14:ligatures w14:val="standardContextual"/>
             </w:rPr>
           </w:pPr>
-          <w:hyperlink w:anchor="_Toc242096896" w:history="1">
+          <w:hyperlink w:anchor="_Toc242097599" w:history="1">
             <w:r>
               <w:rPr>
                 <w:rStyle w:val="Hyperlink"/>
@@ -2030,7 +2162,7 @@
               <w:rPr>
                 <w:noProof/>
               </w:rPr>
-              <w:instrText xml:space="preserve"> PAGEREF _Toc242096896 \h </w:instrText>
+              <w:instrText xml:space="preserve"> PAGEREF _Toc242097599 \h </w:instrText>
             </w:r>
             <w:r>
               <w:rPr>
@@ -2073,7 +2205,7 @@
               <w14:ligatures w14:val="standardContextual"/>
             </w:rPr>
           </w:pPr>
-          <w:hyperlink w:anchor="_Toc242096897" w:history="1">
+          <w:hyperlink w:anchor="_Toc242097600" w:history="1">
             <w:r>
               <w:rPr>
                 <w:rStyle w:val="Hyperlink"/>
@@ -2097,7 +2229,7 @@
               <w:rPr>
                 <w:noProof/>
               </w:rPr>
-              <w:instrText xml:space="preserve"> PAGEREF _Toc242096897 \h </w:instrText>
+              <w:instrText xml:space="preserve"> PAGEREF _Toc242097600 \h </w:instrText>
             </w:r>
             <w:r>
               <w:rPr>
@@ -2140,7 +2272,7 @@
               <w14:ligatures w14:val="standardContextual"/>
             </w:rPr>
           </w:pPr>
-          <w:hyperlink w:anchor="_Toc242096898" w:history="1">
+          <w:hyperlink w:anchor="_Toc242097601" w:history="1">
             <w:r>
               <w:rPr>
                 <w:rStyle w:val="Hyperlink"/>
@@ -2164,7 +2296,7 @@
               <w:rPr>
                 <w:noProof/>
               </w:rPr>
-              <w:instrText xml:space="preserve"> PAGEREF _Toc242096898 \h </w:instrText>
+              <w:instrText xml:space="preserve"> PAGEREF _Toc242097601 \h </w:instrText>
             </w:r>
             <w:r>
               <w:rPr>
@@ -2207,7 +2339,7 @@
               <w14:ligatures w14:val="standardContextual"/>
             </w:rPr>
           </w:pPr>
-          <w:hyperlink w:anchor="_Toc242096899" w:history="1">
+          <w:hyperlink w:anchor="_Toc242097602" w:history="1">
             <w:r>
               <w:rPr>
                 <w:rStyle w:val="Hyperlink"/>
@@ -2231,7 +2363,7 @@
               <w:rPr>
                 <w:noProof/>
               </w:rPr>
-              <w:instrText xml:space="preserve"> PAGEREF _Toc242096899 \h </w:instrText>
+              <w:instrText xml:space="preserve"> PAGEREF _Toc242097602 \h </w:instrText>
             </w:r>
             <w:r>
               <w:rPr>
@@ -2274,7 +2406,7 @@
               <w14:ligatures w14:val="standardContextual"/>
             </w:rPr>
           </w:pPr>
-          <w:hyperlink w:anchor="_Toc242096900" w:history="1">
+          <w:hyperlink w:anchor="_Toc242097603" w:history="1">
             <w:r>
               <w:rPr>
                 <w:rStyle w:val="Hyperlink"/>
@@ -2298,7 +2430,7 @@
               <w:rPr>
                 <w:noProof/>
               </w:rPr>
-              <w:instrText xml:space="preserve"> PAGEREF _Toc242096900 \h </w:instrText>
+              <w:instrText xml:space="preserve"> PAGEREF _Toc242097603 \h </w:instrText>
             </w:r>
             <w:r>
               <w:rPr>
@@ -2341,7 +2473,7 @@
               <w14:ligatures w14:val="standardContextual"/>
             </w:rPr>
           </w:pPr>
-          <w:hyperlink w:anchor="_Toc242096901" w:history="1">
+          <w:hyperlink w:anchor="_Toc242097604" w:history="1">
             <w:r>
               <w:rPr>
                 <w:rStyle w:val="Hyperlink"/>
@@ -2365,7 +2497,7 @@
               <w:rPr>
                 <w:noProof/>
               </w:rPr>
-              <w:instrText xml:space="preserve"> PAGEREF _Toc242096901 \h </w:instrText>
+              <w:instrText xml:space="preserve"> PAGEREF _Toc242097604 \h </w:instrText>
             </w:r>
             <w:r>
               <w:rPr>
@@ -2408,7 +2540,7 @@
               <w14:ligatures w14:val="standardContextual"/>
             </w:rPr>
           </w:pPr>
-          <w:hyperlink w:anchor="_Toc242096902" w:history="1">
+          <w:hyperlink w:anchor="_Toc242097605" w:history="1">
             <w:r>
               <w:rPr>
                 <w:rStyle w:val="Hyperlink"/>
@@ -2432,7 +2564,7 @@
               <w:rPr>
                 <w:noProof/>
               </w:rPr>
-              <w:instrText xml:space="preserve"> PAGEREF _Toc242096902 \h </w:instrText>
+              <w:instrText xml:space="preserve"> PAGEREF _Toc242097605 \h </w:instrText>
             </w:r>
             <w:r>
               <w:rPr>
@@ -2475,7 +2607,7 @@
               <w14:ligatures w14:val="standardContextual"/>
             </w:rPr>
           </w:pPr>
-          <w:hyperlink w:anchor="_Toc242096903" w:history="1">
+          <w:hyperlink w:anchor="_Toc242097606" w:history="1">
             <w:r>
               <w:rPr>
                 <w:rStyle w:val="Hyperlink"/>
@@ -2499,7 +2631,7 @@
               <w:rPr>
                 <w:noProof/>
               </w:rPr>
-              <w:instrText xml:space="preserve"> PAGEREF _Toc242096903 \h </w:instrText>
+              <w:instrText xml:space="preserve"> PAGEREF _Toc242097606 \h </w:instrText>
             </w:r>
             <w:r>
               <w:rPr>
@@ -2542,7 +2674,7 @@
               <w14:ligatures w14:val="standardContextual"/>
             </w:rPr>
           </w:pPr>
-          <w:hyperlink w:anchor="_Toc242096904" w:history="1">
+          <w:hyperlink w:anchor="_Toc242097607" w:history="1">
             <w:r>
               <w:rPr>
                 <w:rStyle w:val="Hyperlink"/>
@@ -2566,7 +2698,7 @@
               <w:rPr>
                 <w:noProof/>
               </w:rPr>
-              <w:instrText xml:space="preserve"> PAGEREF _Toc242096904 \h </w:instrText>
+              <w:instrText xml:space="preserve"> PAGEREF _Toc242097607 \h </w:instrText>
             </w:r>
             <w:r>
               <w:rPr>
@@ -2609,7 +2741,7 @@
               <w14:ligatures w14:val="standardContextual"/>
             </w:rPr>
           </w:pPr>
-          <w:hyperlink w:anchor="_Toc242096905" w:history="1">
+          <w:hyperlink w:anchor="_Toc242097608" w:history="1">
             <w:r>
               <w:rPr>
                 <w:rStyle w:val="Hyperlink"/>
@@ -2633,7 +2765,7 @@
               <w:rPr>
                 <w:noProof/>
               </w:rPr>
-              <w:instrText xml:space="preserve"> PAGEREF _Toc242096905 \h </w:instrText>
+              <w:instrText xml:space="preserve"> PAGEREF _Toc242097608 \h </w:instrText>
             </w:r>
             <w:r>
               <w:rPr>
@@ -2676,7 +2808,7 @@
               <w14:ligatures w14:val="standardContextual"/>
             </w:rPr>
           </w:pPr>
-          <w:hyperlink w:anchor="_Toc242096906" w:history="1">
+          <w:hyperlink w:anchor="_Toc242097609" w:history="1">
             <w:r>
               <w:rPr>
                 <w:rStyle w:val="Hyperlink"/>
@@ -2700,7 +2832,7 @@
               <w:rPr>
                 <w:noProof/>
               </w:rPr>
-              <w:instrText xml:space="preserve"> PAGEREF _Toc242096906 \h </w:instrText>
+              <w:instrText xml:space="preserve"> PAGEREF _Toc242097609 \h </w:instrText>
             </w:r>
             <w:r>
               <w:rPr>
@@ -2743,7 +2875,7 @@
               <w14:ligatures w14:val="standardContextual"/>
             </w:rPr>
           </w:pPr>
-          <w:hyperlink w:anchor="_Toc242096907" w:history="1">
+          <w:hyperlink w:anchor="_Toc242097610" w:history="1">
             <w:r>
               <w:rPr>
                 <w:rStyle w:val="Hyperlink"/>
@@ -2767,7 +2899,7 @@
               <w:rPr>
                 <w:noProof/>
               </w:rPr>
-              <w:instrText xml:space="preserve"> PAGEREF _Toc242096907 \h </w:instrText>
+              <w:instrText xml:space="preserve"> PAGEREF _Toc242097610 \h </w:instrText>
             </w:r>
             <w:r>
               <w:rPr>
@@ -2810,7 +2942,7 @@
               <w14:ligatures w14:val="standardContextual"/>
             </w:rPr>
           </w:pPr>
-          <w:hyperlink w:anchor="_Toc242096908" w:history="1">
+          <w:hyperlink w:anchor="_Toc242097611" w:history="1">
             <w:r>
               <w:rPr>
                 <w:rStyle w:val="Hyperlink"/>
@@ -2834,7 +2966,7 @@
               <w:rPr>
                 <w:noProof/>
               </w:rPr>
-              <w:instrText xml:space="preserve"> PAGEREF _Toc242096908 \h </w:instrText>
+              <w:instrText xml:space="preserve"> PAGEREF _Toc242097611 \h </w:instrText>
             </w:r>
             <w:r>
               <w:rPr>
@@ -2877,7 +3009,7 @@
               <w14:ligatures w14:val="standardContextual"/>
             </w:rPr>
           </w:pPr>
-          <w:hyperlink w:anchor="_Toc242096909" w:history="1">
+          <w:hyperlink w:anchor="_Toc242097612" w:history="1">
             <w:r>
               <w:rPr>
                 <w:rStyle w:val="Hyperlink"/>
@@ -2901,7 +3033,7 @@
               <w:rPr>
                 <w:noProof/>
               </w:rPr>
-              <w:instrText xml:space="preserve"> PAGEREF _Toc242096909 \h </w:instrText>
+              <w:instrText xml:space="preserve"> PAGEREF _Toc242097612 \h </w:instrText>
             </w:r>
             <w:r>
               <w:rPr>
@@ -2944,7 +3076,7 @@
               <w14:ligatures w14:val="standardContextual"/>
             </w:rPr>
           </w:pPr>
-          <w:hyperlink w:anchor="_Toc242096910" w:history="1">
+          <w:hyperlink w:anchor="_Toc242097613" w:history="1">
             <w:r>
               <w:rPr>
                 <w:rStyle w:val="Hyperlink"/>
@@ -2968,7 +3100,7 @@
               <w:rPr>
                 <w:noProof/>
               </w:rPr>
-              <w:instrText xml:space="preserve"> PAGEREF _Toc242096910 \h </w:instrText>
+              <w:instrText xml:space="preserve"> PAGEREF _Toc242097613 \h </w:instrText>
             </w:r>
             <w:r>
               <w:rPr>
@@ -3011,7 +3143,7 @@
               <w14:ligatures w14:val="standardContextual"/>
             </w:rPr>
           </w:pPr>
-          <w:hyperlink w:anchor="_Toc242096911" w:history="1">
+          <w:hyperlink w:anchor="_Toc242097614" w:history="1">
             <w:r>
               <w:rPr>
                 <w:rStyle w:val="Hyperlink"/>
@@ -3035,7 +3167,7 @@
               <w:rPr>
                 <w:noProof/>
               </w:rPr>
-              <w:instrText xml:space="preserve"> PAGEREF _Toc242096911 \h </w:instrText>
+              <w:instrText xml:space="preserve"> PAGEREF _Toc242097614 \h </w:instrText>
             </w:r>
             <w:r>
               <w:rPr>
@@ -3078,7 +3210,7 @@
               <w14:ligatures w14:val="standardContextual"/>
             </w:rPr>
           </w:pPr>
-          <w:hyperlink w:anchor="_Toc242096912" w:history="1">
+          <w:hyperlink w:anchor="_Toc242097615" w:history="1">
             <w:r>
               <w:rPr>
                 <w:rStyle w:val="Hyperlink"/>
@@ -3102,7 +3234,7 @@
               <w:rPr>
                 <w:noProof/>
               </w:rPr>
-              <w:instrText xml:space="preserve"> PAGEREF _Toc242096912 \h </w:instrText>
+              <w:instrText xml:space="preserve"> PAGEREF _Toc242097615 \h </w:instrText>
             </w:r>
             <w:r>
               <w:rPr>
@@ -3145,7 +3277,7 @@
               <w14:ligatures w14:val="standardContextual"/>
             </w:rPr>
           </w:pPr>
-          <w:hyperlink w:anchor="_Toc242096913" w:history="1">
+          <w:hyperlink w:anchor="_Toc242097616" w:history="1">
             <w:r>
               <w:rPr>
                 <w:rStyle w:val="Hyperlink"/>
@@ -3169,7 +3301,7 @@
               <w:rPr>
                 <w:noProof/>
               </w:rPr>
-              <w:instrText xml:space="preserve"> PAGEREF _Toc242096913 \h </w:instrText>
+              <w:instrText xml:space="preserve"> PAGEREF _Toc242097616 \h </w:instrText>
             </w:r>
             <w:r>
               <w:rPr>
@@ -3212,7 +3344,7 @@
               <w14:ligatures w14:val="standardContextual"/>
             </w:rPr>
           </w:pPr>
-          <w:hyperlink w:anchor="_Toc242096914" w:history="1">
+          <w:hyperlink w:anchor="_Toc242097617" w:history="1">
             <w:r>
               <w:rPr>
                 <w:rStyle w:val="Hyperlink"/>
@@ -3236,7 +3368,7 @@
               <w:rPr>
                 <w:noProof/>
               </w:rPr>
-              <w:instrText xml:space="preserve"> PAGEREF _Toc242096914 \h </w:instrText>
+              <w:instrText xml:space="preserve"> PAGEREF _Toc242097617 \h </w:instrText>
             </w:r>
             <w:r>
               <w:rPr>
@@ -3279,7 +3411,7 @@
               <w14:ligatures w14:val="standardContextual"/>
             </w:rPr>
           </w:pPr>
-          <w:hyperlink w:anchor="_Toc242096915" w:history="1">
+          <w:hyperlink w:anchor="_Toc242097618" w:history="1">
             <w:r>
               <w:rPr>
                 <w:rStyle w:val="Hyperlink"/>
@@ -3303,7 +3435,7 @@
               <w:rPr>
                 <w:noProof/>
               </w:rPr>
-              <w:instrText xml:space="preserve"> PAGEREF _Toc242096915 \h </w:instrText>
+              <w:instrText xml:space="preserve"> PAGEREF _Toc242097618 \h </w:instrText>
             </w:r>
             <w:r>
               <w:rPr>
@@ -3346,7 +3478,7 @@
               <w14:ligatures w14:val="standardContextual"/>
             </w:rPr>
           </w:pPr>
-          <w:hyperlink w:anchor="_Toc242096916" w:history="1">
+          <w:hyperlink w:anchor="_Toc242097619" w:history="1">
             <w:r>
               <w:rPr>
                 <w:rStyle w:val="Hyperlink"/>
@@ -3370,7 +3502,7 @@
               <w:rPr>
                 <w:noProof/>
               </w:rPr>
-              <w:instrText xml:space="preserve"> PAGEREF _Toc242096916 \h </w:instrText>
+              <w:instrText xml:space="preserve"> PAGEREF _Toc242097619 \h </w:instrText>
             </w:r>
             <w:r>
               <w:rPr>
@@ -3413,7 +3545,7 @@
               <w14:ligatures w14:val="standardContextual"/>
             </w:rPr>
           </w:pPr>
-          <w:hyperlink w:anchor="_Toc242096917" w:history="1">
+          <w:hyperlink w:anchor="_Toc242097620" w:history="1">
             <w:r>
               <w:rPr>
                 <w:rStyle w:val="Hyperlink"/>
@@ -3437,7 +3569,7 @@
               <w:rPr>
                 <w:noProof/>
               </w:rPr>
-              <w:instrText xml:space="preserve"> PAGEREF _Toc242096917 \h </w:instrText>
+              <w:instrText xml:space="preserve"> PAGEREF _Toc242097620 \h </w:instrText>
             </w:r>
             <w:r>
               <w:rPr>
@@ -3480,7 +3612,7 @@
               <w14:ligatures w14:val="standardContextual"/>
             </w:rPr>
           </w:pPr>
-          <w:hyperlink w:anchor="_Toc242096918" w:history="1">
+          <w:hyperlink w:anchor="_Toc242097621" w:history="1">
             <w:r>
               <w:rPr>
                 <w:rStyle w:val="Hyperlink"/>
@@ -3504,7 +3636,7 @@
               <w:rPr>
                 <w:noProof/>
               </w:rPr>
-              <w:instrText xml:space="preserve"> PAGEREF _Toc242096918 \h </w:instrText>
+              <w:instrText xml:space="preserve"> PAGEREF _Toc242097621 \h </w:instrText>
             </w:r>
             <w:r>
               <w:rPr>
@@ -3547,7 +3679,7 @@
               <w14:ligatures w14:val="standardContextual"/>
             </w:rPr>
           </w:pPr>
-          <w:hyperlink w:anchor="_Toc242096919" w:history="1">
+          <w:hyperlink w:anchor="_Toc242097622" w:history="1">
             <w:r>
               <w:rPr>
                 <w:rStyle w:val="Hyperlink"/>
@@ -3571,7 +3703,7 @@
               <w:rPr>
                 <w:noProof/>
               </w:rPr>
-              <w:instrText xml:space="preserve"> PAGEREF _Toc242096919 \h </w:instrText>
+              <w:instrText xml:space="preserve"> PAGEREF _Toc242097622 \h </w:instrText>
             </w:r>
             <w:r>
               <w:rPr>
@@ -3614,7 +3746,7 @@
               <w14:ligatures w14:val="standardContextual"/>
             </w:rPr>
           </w:pPr>
-          <w:hyperlink w:anchor="_Toc242096920" w:history="1">
+          <w:hyperlink w:anchor="_Toc242097623" w:history="1">
             <w:r>
               <w:rPr>
                 <w:rStyle w:val="Hyperlink"/>
@@ -3638,7 +3770,7 @@
               <w:rPr>
                 <w:noProof/>
               </w:rPr>
-              <w:instrText xml:space="preserve"> PAGEREF _Toc242096920 \h </w:instrText>
+              <w:instrText xml:space="preserve"> PAGEREF _Toc242097623 \h </w:instrText>
             </w:r>
             <w:r>
               <w:rPr>
@@ -3681,7 +3813,7 @@
               <w14:ligatures w14:val="standardContextual"/>
             </w:rPr>
           </w:pPr>
-          <w:hyperlink w:anchor="_Toc242096921" w:history="1">
+          <w:hyperlink w:anchor="_Toc242097624" w:history="1">
             <w:r>
               <w:rPr>
                 <w:rStyle w:val="Hyperlink"/>
@@ -3705,7 +3837,7 @@
               <w:rPr>
                 <w:noProof/>
               </w:rPr>
-              <w:instrText xml:space="preserve"> PAGEREF _Toc242096921 \h </w:instrText>
+              <w:instrText xml:space="preserve"> PAGEREF _Toc242097624 \h </w:instrText>
             </w:r>
             <w:r>
               <w:rPr>
@@ -3748,7 +3880,7 @@
               <w14:ligatures w14:val="standardContextual"/>
             </w:rPr>
           </w:pPr>
-          <w:hyperlink w:anchor="_Toc242096922" w:history="1">
+          <w:hyperlink w:anchor="_Toc242097625" w:history="1">
             <w:r>
               <w:rPr>
                 <w:rStyle w:val="Hyperlink"/>
@@ -3772,7 +3904,7 @@
               <w:rPr>
                 <w:noProof/>
               </w:rPr>
-              <w:instrText xml:space="preserve"> PAGEREF _Toc242096922 \h </w:instrText>
+              <w:instrText xml:space="preserve"> PAGEREF _Toc242097625 \h </w:instrText>
             </w:r>
             <w:r>
               <w:rPr>
@@ -3815,7 +3947,7 @@
               <w14:ligatures w14:val="standardContextual"/>
             </w:rPr>
           </w:pPr>
-          <w:hyperlink w:anchor="_Toc242096923" w:history="1">
+          <w:hyperlink w:anchor="_Toc242097626" w:history="1">
             <w:r>
               <w:rPr>
                 <w:rStyle w:val="Hyperlink"/>
@@ -3839,7 +3971,7 @@
               <w:rPr>
                 <w:noProof/>
               </w:rPr>
-              <w:instrText xml:space="preserve"> PAGEREF _Toc242096923 \h </w:instrText>
+              <w:instrText xml:space="preserve"> PAGEREF _Toc242097626 \h </w:instrText>
             </w:r>
             <w:r>
               <w:rPr>
@@ -3882,7 +4014,7 @@
               <w14:ligatures w14:val="standardContextual"/>
             </w:rPr>
           </w:pPr>
-          <w:hyperlink w:anchor="_Toc242096924" w:history="1">
+          <w:hyperlink w:anchor="_Toc242097627" w:history="1">
             <w:r>
               <w:rPr>
                 <w:rStyle w:val="Hyperlink"/>
@@ -3906,7 +4038,7 @@
               <w:rPr>
                 <w:noProof/>
               </w:rPr>
-              <w:instrText xml:space="preserve"> PAGEREF _Toc242096924 \h </w:instrText>
+              <w:instrText xml:space="preserve"> PAGEREF _Toc242097627 \h </w:instrText>
             </w:r>
             <w:r>
               <w:rPr>
@@ -3949,7 +4081,7 @@
               <w14:ligatures w14:val="standardContextual"/>
             </w:rPr>
           </w:pPr>
-          <w:hyperlink w:anchor="_Toc242096925" w:history="1">
+          <w:hyperlink w:anchor="_Toc242097628" w:history="1">
             <w:r>
               <w:rPr>
                 <w:rStyle w:val="Hyperlink"/>
@@ -3973,7 +4105,7 @@
               <w:rPr>
                 <w:noProof/>
               </w:rPr>
-              <w:instrText xml:space="preserve"> PAGEREF _Toc242096925 \h </w:instrText>
+              <w:instrText xml:space="preserve"> PAGEREF _Toc242097628 \h </w:instrText>
             </w:r>
             <w:r>
               <w:rPr>
@@ -4016,7 +4148,7 @@
               <w14:ligatures w14:val="standardContextual"/>
             </w:rPr>
           </w:pPr>
-          <w:hyperlink w:anchor="_Toc242096926" w:history="1">
+          <w:hyperlink w:anchor="_Toc242097629" w:history="1">
             <w:r>
               <w:rPr>
                 <w:rStyle w:val="Hyperlink"/>
@@ -4040,7 +4172,7 @@
               <w:rPr>
                 <w:noProof/>
               </w:rPr>
-              <w:instrText xml:space="preserve"> PAGEREF _Toc242096926 \h </w:instrText>
+              <w:instrText xml:space="preserve"> PAGEREF _Toc242097629 \h </w:instrText>
             </w:r>
             <w:r>
               <w:rPr>
@@ -4083,7 +4215,7 @@
               <w14:ligatures w14:val="standardContextual"/>
             </w:rPr>
           </w:pPr>
-          <w:hyperlink w:anchor="_Toc242096927" w:history="1">
+          <w:hyperlink w:anchor="_Toc242097630" w:history="1">
             <w:r>
               <w:rPr>
                 <w:rStyle w:val="Hyperlink"/>
@@ -4107,7 +4239,7 @@
               <w:rPr>
                 <w:noProof/>
               </w:rPr>
-              <w:instrText xml:space="preserve"> PAGEREF _Toc242096927 \h </w:instrText>
+              <w:instrText xml:space="preserve"> PAGEREF _Toc242097630 \h </w:instrText>
             </w:r>
             <w:r>
               <w:rPr>
@@ -4150,7 +4282,7 @@
               <w14:ligatures w14:val="standardContextual"/>
             </w:rPr>
           </w:pPr>
-          <w:hyperlink w:anchor="_Toc242096928" w:history="1">
+          <w:hyperlink w:anchor="_Toc242097631" w:history="1">
             <w:r>
               <w:rPr>
                 <w:rStyle w:val="Hyperlink"/>
@@ -4174,7 +4306,7 @@
               <w:rPr>
                 <w:noProof/>
               </w:rPr>
-              <w:instrText xml:space="preserve"> PAGEREF _Toc242096928 \h </w:instrText>
+              <w:instrText xml:space="preserve"> PAGEREF _Toc242097631 \h </w:instrText>
             </w:r>
             <w:r>
               <w:rPr>
@@ -4217,7 +4349,7 @@
               <w14:ligatures w14:val="standardContextual"/>
             </w:rPr>
           </w:pPr>
-          <w:hyperlink w:anchor="_Toc242096929" w:history="1">
+          <w:hyperlink w:anchor="_Toc242097632" w:history="1">
             <w:r>
               <w:rPr>
                 <w:rStyle w:val="Hyperlink"/>
@@ -4241,7 +4373,7 @@
               <w:rPr>
                 <w:noProof/>
               </w:rPr>
-              <w:instrText xml:space="preserve"> PAGEREF _Toc242096929 \h </w:instrText>
+              <w:instrText xml:space="preserve"> PAGEREF _Toc242097632 \h </w:instrText>
             </w:r>
             <w:r>
               <w:rPr>
@@ -4284,7 +4416,7 @@
               <w14:ligatures w14:val="standardContextual"/>
             </w:rPr>
           </w:pPr>
-          <w:hyperlink w:anchor="_Toc242096930" w:history="1">
+          <w:hyperlink w:anchor="_Toc242097633" w:history="1">
             <w:r>
               <w:rPr>
                 <w:rStyle w:val="Hyperlink"/>
@@ -4308,7 +4440,7 @@
               <w:rPr>
                 <w:noProof/>
               </w:rPr>
-              <w:instrText xml:space="preserve"> PAGEREF _Toc242096930 \h </w:instrText>
+              <w:instrText xml:space="preserve"> PAGEREF _Toc242097633 \h </w:instrText>
             </w:r>
             <w:r>
               <w:rPr>
@@ -4351,7 +4483,7 @@
               <w14:ligatures w14:val="standardContextual"/>
             </w:rPr>
           </w:pPr>
-          <w:hyperlink w:anchor="_Toc242096931" w:history="1">
+          <w:hyperlink w:anchor="_Toc242097634" w:history="1">
             <w:r>
               <w:rPr>
                 <w:rStyle w:val="Hyperlink"/>
@@ -4375,7 +4507,7 @@
               <w:rPr>
                 <w:noProof/>
               </w:rPr>
-              <w:instrText xml:space="preserve"> PAGEREF _Toc242096931 \h </w:instrText>
+              <w:instrText xml:space="preserve"> PAGEREF _Toc242097634 \h </w:instrText>
             </w:r>
             <w:r>
               <w:rPr>
@@ -4418,7 +4550,7 @@
               <w14:ligatures w14:val="standardContextual"/>
             </w:rPr>
           </w:pPr>
-          <w:hyperlink w:anchor="_Toc242096932" w:history="1">
+          <w:hyperlink w:anchor="_Toc242097635" w:history="1">
             <w:r>
               <w:rPr>
                 <w:rStyle w:val="Hyperlink"/>
@@ -4442,7 +4574,7 @@
               <w:rPr>
                 <w:noProof/>
               </w:rPr>
-              <w:instrText xml:space="preserve"> PAGEREF _Toc242096932 \h </w:instrText>
+              <w:instrText xml:space="preserve"> PAGEREF _Toc242097635 \h </w:instrText>
             </w:r>
             <w:r>
               <w:rPr>
@@ -4485,7 +4617,7 @@
               <w14:ligatures w14:val="standardContextual"/>
             </w:rPr>
           </w:pPr>
-          <w:hyperlink w:anchor="_Toc242096933" w:history="1">
+          <w:hyperlink w:anchor="_Toc242097636" w:history="1">
             <w:r>
               <w:rPr>
                 <w:rStyle w:val="Hyperlink"/>
@@ -4509,7 +4641,7 @@
               <w:rPr>
                 <w:noProof/>
               </w:rPr>
-              <w:instrText xml:space="preserve"> PAGEREF _Toc242096933 \h </w:instrText>
+              <w:instrText xml:space="preserve"> PAGEREF _Toc242097636 \h </w:instrText>
             </w:r>
             <w:r>
               <w:rPr>
@@ -4552,7 +4684,7 @@
               <w14:ligatures w14:val="standardContextual"/>
             </w:rPr>
           </w:pPr>
-          <w:hyperlink w:anchor="_Toc242096934" w:history="1">
+          <w:hyperlink w:anchor="_Toc242097637" w:history="1">
             <w:r>
               <w:rPr>
                 <w:rStyle w:val="Hyperlink"/>
@@ -4576,7 +4708,7 @@
               <w:rPr>
                 <w:noProof/>
               </w:rPr>
-              <w:instrText xml:space="preserve"> PAGEREF _Toc242096934 \h </w:instrText>
+              <w:instrText xml:space="preserve"> PAGEREF _Toc242097637 \h </w:instrText>
             </w:r>
             <w:r>
               <w:rPr>
@@ -4619,7 +4751,7 @@
               <w14:ligatures w14:val="standardContextual"/>
             </w:rPr>
           </w:pPr>
-          <w:hyperlink w:anchor="_Toc242096935" w:history="1">
+          <w:hyperlink w:anchor="_Toc242097638" w:history="1">
             <w:r>
               <w:rPr>
                 <w:rStyle w:val="Hyperlink"/>
@@ -4643,7 +4775,7 @@
               <w:rPr>
                 <w:noProof/>
               </w:rPr>
-              <w:instrText xml:space="preserve"> PAGEREF _Toc242096935 \h </w:instrText>
+              <w:instrText xml:space="preserve"> PAGEREF _Toc242097638 \h </w:instrText>
             </w:r>
             <w:r>
               <w:rPr>
@@ -4686,7 +4818,7 @@
               <w14:ligatures w14:val="standardContextual"/>
             </w:rPr>
           </w:pPr>
-          <w:hyperlink w:anchor="_Toc242096936" w:history="1">
+          <w:hyperlink w:anchor="_Toc242097639" w:history="1">
             <w:r>
               <w:rPr>
                 <w:rStyle w:val="Hyperlink"/>
@@ -4710,7 +4842,7 @@
               <w:rPr>
                 <w:noProof/>
               </w:rPr>
-              <w:instrText xml:space="preserve"> PAGEREF _Toc242096936 \h </w:instrText>
+              <w:instrText xml:space="preserve"> PAGEREF _Toc242097639 \h </w:instrText>
             </w:r>
             <w:r>
               <w:rPr>
@@ -4753,7 +4885,7 @@
               <w14:ligatures w14:val="standardContextual"/>
             </w:rPr>
           </w:pPr>
-          <w:hyperlink w:anchor="_Toc242096937" w:history="1">
+          <w:hyperlink w:anchor="_Toc242097640" w:history="1">
             <w:r>
               <w:rPr>
                 <w:rStyle w:val="Hyperlink"/>
@@ -4777,7 +4909,7 @@
               <w:rPr>
                 <w:noProof/>
               </w:rPr>
-              <w:instrText xml:space="preserve"> PAGEREF _Toc242096937 \h </w:instrText>
+              <w:instrText xml:space="preserve"> PAGEREF _Toc242097640 \h </w:instrText>
             </w:r>
             <w:r>
               <w:rPr>
@@ -4820,7 +4952,7 @@
               <w14:ligatures w14:val="standardContextual"/>
             </w:rPr>
           </w:pPr>
-          <w:hyperlink w:anchor="_Toc242096938" w:history="1">
+          <w:hyperlink w:anchor="_Toc242097641" w:history="1">
             <w:r>
               <w:rPr>
                 <w:rStyle w:val="Hyperlink"/>
@@ -4844,7 +4976,7 @@
               <w:rPr>
                 <w:noProof/>
               </w:rPr>
-              <w:instrText xml:space="preserve"> PAGEREF _Toc242096938 \h </w:instrText>
+              <w:instrText xml:space="preserve"> PAGEREF _Toc242097641 \h </w:instrText>
             </w:r>
             <w:r>
               <w:rPr>
@@ -4887,7 +5019,7 @@
               <w14:ligatures w14:val="standardContextual"/>
             </w:rPr>
           </w:pPr>
-          <w:hyperlink w:anchor="_Toc242096939" w:history="1">
+          <w:hyperlink w:anchor="_Toc242097642" w:history="1">
             <w:r>
               <w:rPr>
                 <w:rStyle w:val="Hyperlink"/>
@@ -4911,7 +5043,7 @@
               <w:rPr>
                 <w:noProof/>
               </w:rPr>
-              <w:instrText xml:space="preserve"> PAGEREF _Toc242096939 \h </w:instrText>
+              <w:instrText xml:space="preserve"> PAGEREF _Toc242097642 \h </w:instrText>
             </w:r>
             <w:r>
               <w:rPr>
@@ -4954,7 +5086,7 @@
               <w14:ligatures w14:val="standardContextual"/>
             </w:rPr>
           </w:pPr>
-          <w:hyperlink w:anchor="_Toc242096940" w:history="1">
+          <w:hyperlink w:anchor="_Toc242097643" w:history="1">
             <w:r>
               <w:rPr>
                 <w:rStyle w:val="Hyperlink"/>
@@ -4978,7 +5110,7 @@
               <w:rPr>
                 <w:noProof/>
               </w:rPr>
-              <w:instrText xml:space="preserve"> PAGEREF _Toc242096940 \h </w:instrText>
+              <w:instrText xml:space="preserve"> PAGEREF _Toc242097643 \h </w:instrText>
             </w:r>
             <w:r>
               <w:rPr>
@@ -5021,7 +5153,7 @@
               <w14:ligatures w14:val="standardContextual"/>
             </w:rPr>
           </w:pPr>
-          <w:hyperlink w:anchor="_Toc242096941" w:history="1">
+          <w:hyperlink w:anchor="_Toc242097644" w:history="1">
             <w:r>
               <w:rPr>
                 <w:rStyle w:val="Hyperlink"/>
@@ -5045,7 +5177,7 @@
               <w:rPr>
                 <w:noProof/>
               </w:rPr>
-              <w:instrText xml:space="preserve"> PAGEREF _Toc242096941 \h </w:instrText>
+              <w:instrText xml:space="preserve"> PAGEREF _Toc242097644 \h </w:instrText>
             </w:r>
             <w:r>
               <w:rPr>
@@ -5091,7 +5223,7 @@
     <w:sdt>
       <w:sdtPr>
         <w:alias w:val="Tables"/>
-        <w:id w:val="-816342654"/>
+        <w:id w:val="635531088"/>
       </w:sdtPr>
       <w:sdtEndPr/>
       <w:sdtContent>
@@ -5120,7 +5252,7 @@
           <w:r>
             <w:fldChar w:fldCharType="separate"/>
           </w:r>
-          <w:hyperlink w:anchor="_Toc242096942" w:history="1">
+          <w:hyperlink w:anchor="_Toc242097645" w:history="1">
             <w:r>
               <w:rPr>
                 <w:rStyle w:val="Hyperlink"/>
@@ -5144,7 +5276,7 @@
               <w:rPr>
                 <w:noProof/>
               </w:rPr>
-              <w:instrText xml:space="preserve"> PAGEREF _Toc242096942 \h </w:instrText>
+              <w:instrText xml:space="preserve"> PAGEREF _Toc242097645 \h </w:instrText>
             </w:r>
             <w:r>
               <w:rPr>
@@ -5187,7 +5319,7 @@
               <w14:ligatures w14:val="standardContextual"/>
             </w:rPr>
           </w:pPr>
-          <w:hyperlink w:anchor="_Toc242096943" w:history="1">
+          <w:hyperlink w:anchor="_Toc242097646" w:history="1">
             <w:r>
               <w:rPr>
                 <w:rStyle w:val="Hyperlink"/>
@@ -5211,7 +5343,7 @@
               <w:rPr>
                 <w:noProof/>
               </w:rPr>
-              <w:instrText xml:space="preserve"> PAGEREF _Toc242096943 \h </w:instrText>
+              <w:instrText xml:space="preserve"> PAGEREF _Toc242097646 \h </w:instrText>
             </w:r>
             <w:r>
               <w:rPr>
@@ -5254,7 +5386,7 @@
               <w14:ligatures w14:val="standardContextual"/>
             </w:rPr>
           </w:pPr>
-          <w:hyperlink w:anchor="_Toc242096944" w:history="1">
+          <w:hyperlink w:anchor="_Toc242097647" w:history="1">
             <w:r>
               <w:rPr>
                 <w:rStyle w:val="Hyperlink"/>
@@ -5278,7 +5410,7 @@
               <w:rPr>
                 <w:noProof/>
               </w:rPr>
-              <w:instrText xml:space="preserve"> PAGEREF _Toc242096944 \h </w:instrText>
+              <w:instrText xml:space="preserve"> PAGEREF _Toc242097647 \h </w:instrText>
             </w:r>
             <w:r>
               <w:rPr>
@@ -5321,7 +5453,7 @@
               <w14:ligatures w14:val="standardContextual"/>
             </w:rPr>
           </w:pPr>
-          <w:hyperlink w:anchor="_Toc242096945" w:history="1">
+          <w:hyperlink w:anchor="_Toc242097648" w:history="1">
             <w:r>
               <w:rPr>
                 <w:rStyle w:val="Hyperlink"/>
@@ -5345,7 +5477,7 @@
               <w:rPr>
                 <w:noProof/>
               </w:rPr>
-              <w:instrText xml:space="preserve"> PAGEREF _Toc242096945 \h </w:instrText>
+              <w:instrText xml:space="preserve"> PAGEREF _Toc242097648 \h </w:instrText>
             </w:r>
             <w:r>
               <w:rPr>
@@ -5388,7 +5520,7 @@
               <w14:ligatures w14:val="standardContextual"/>
             </w:rPr>
           </w:pPr>
-          <w:hyperlink w:anchor="_Toc242096946" w:history="1">
+          <w:hyperlink w:anchor="_Toc242097649" w:history="1">
             <w:r>
               <w:rPr>
                 <w:rStyle w:val="Hyperlink"/>
@@ -5412,7 +5544,7 @@
               <w:rPr>
                 <w:noProof/>
               </w:rPr>
-              <w:instrText xml:space="preserve"> PAGEREF _Toc242096946 \h </w:instrText>
+              <w:instrText xml:space="preserve"> PAGEREF _Toc242097649 \h </w:instrText>
             </w:r>
             <w:r>
               <w:rPr>
@@ -5455,7 +5587,7 @@
               <w14:ligatures w14:val="standardContextual"/>
             </w:rPr>
           </w:pPr>
-          <w:hyperlink w:anchor="_Toc242096947" w:history="1">
+          <w:hyperlink w:anchor="_Toc242097650" w:history="1">
             <w:r>
               <w:rPr>
                 <w:rStyle w:val="Hyperlink"/>
@@ -5479,7 +5611,7 @@
               <w:rPr>
                 <w:noProof/>
               </w:rPr>
-              <w:instrText xml:space="preserve"> PAGEREF _Toc242096947 \h </w:instrText>
+              <w:instrText xml:space="preserve"> PAGEREF _Toc242097650 \h </w:instrText>
             </w:r>
             <w:r>
               <w:rPr>
@@ -5522,7 +5654,7 @@
               <w14:ligatures w14:val="standardContextual"/>
             </w:rPr>
           </w:pPr>
-          <w:hyperlink w:anchor="_Toc242096948" w:history="1">
+          <w:hyperlink w:anchor="_Toc242097651" w:history="1">
             <w:r>
               <w:rPr>
                 <w:rStyle w:val="Hyperlink"/>
@@ -5546,7 +5678,7 @@
               <w:rPr>
                 <w:noProof/>
               </w:rPr>
-              <w:instrText xml:space="preserve"> PAGEREF _Toc242096948 \h </w:instrText>
+              <w:instrText xml:space="preserve"> PAGEREF _Toc242097651 \h </w:instrText>
             </w:r>
             <w:r>
               <w:rPr>
@@ -5589,7 +5721,7 @@
               <w14:ligatures w14:val="standardContextual"/>
             </w:rPr>
           </w:pPr>
-          <w:hyperlink w:anchor="_Toc242096949" w:history="1">
+          <w:hyperlink w:anchor="_Toc242097652" w:history="1">
             <w:r>
               <w:rPr>
                 <w:rStyle w:val="Hyperlink"/>
@@ -5613,7 +5745,7 @@
               <w:rPr>
                 <w:noProof/>
               </w:rPr>
-              <w:instrText xml:space="preserve"> PAGEREF _Toc242096949 \h </w:instrText>
+              <w:instrText xml:space="preserve"> PAGEREF _Toc242097652 \h </w:instrText>
             </w:r>
             <w:r>
               <w:rPr>
@@ -5656,7 +5788,7 @@
               <w14:ligatures w14:val="standardContextual"/>
             </w:rPr>
           </w:pPr>
-          <w:hyperlink w:anchor="_Toc242096950" w:history="1">
+          <w:hyperlink w:anchor="_Toc242097653" w:history="1">
             <w:r>
               <w:rPr>
                 <w:rStyle w:val="Hyperlink"/>
@@ -5680,7 +5812,7 @@
               <w:rPr>
                 <w:noProof/>
               </w:rPr>
-              <w:instrText xml:space="preserve"> PAGEREF _Toc242096950 \h </w:instrText>
+              <w:instrText xml:space="preserve"> PAGEREF _Toc242097653 \h </w:instrText>
             </w:r>
             <w:r>
               <w:rPr>
@@ -5723,7 +5855,7 @@
               <w14:ligatures w14:val="standardContextual"/>
             </w:rPr>
           </w:pPr>
-          <w:hyperlink w:anchor="_Toc242096951" w:history="1">
+          <w:hyperlink w:anchor="_Toc242097654" w:history="1">
             <w:r>
               <w:rPr>
                 <w:rStyle w:val="Hyperlink"/>
@@ -5747,7 +5879,7 @@
               <w:rPr>
                 <w:noProof/>
               </w:rPr>
-              <w:instrText xml:space="preserve"> PAGEREF _Toc242096951 \h </w:instrText>
+              <w:instrText xml:space="preserve"> PAGEREF _Toc242097654 \h </w:instrText>
             </w:r>
             <w:r>
               <w:rPr>
@@ -5790,7 +5922,7 @@
               <w14:ligatures w14:val="standardContextual"/>
             </w:rPr>
           </w:pPr>
-          <w:hyperlink w:anchor="_Toc242096952" w:history="1">
+          <w:hyperlink w:anchor="_Toc242097655" w:history="1">
             <w:r>
               <w:rPr>
                 <w:rStyle w:val="Hyperlink"/>
@@ -5814,7 +5946,7 @@
               <w:rPr>
                 <w:noProof/>
               </w:rPr>
-              <w:instrText xml:space="preserve"> PAGEREF _Toc242096952 \h </w:instrText>
+              <w:instrText xml:space="preserve"> PAGEREF _Toc242097655 \h </w:instrText>
             </w:r>
             <w:r>
               <w:rPr>
@@ -5857,7 +5989,7 @@
               <w14:ligatures w14:val="standardContextual"/>
             </w:rPr>
           </w:pPr>
-          <w:hyperlink w:anchor="_Toc242096953" w:history="1">
+          <w:hyperlink w:anchor="_Toc242097656" w:history="1">
             <w:r>
               <w:rPr>
                 <w:rStyle w:val="Hyperlink"/>
@@ -5881,7 +6013,7 @@
               <w:rPr>
                 <w:noProof/>
               </w:rPr>
-              <w:instrText xml:space="preserve"> PAGEREF _Toc242096953 \h </w:instrText>
+              <w:instrText xml:space="preserve"> PAGEREF _Toc242097656 \h </w:instrText>
             </w:r>
             <w:r>
               <w:rPr>
@@ -5924,7 +6056,7 @@
               <w14:ligatures w14:val="standardContextual"/>
             </w:rPr>
           </w:pPr>
-          <w:hyperlink w:anchor="_Toc242096954" w:history="1">
+          <w:hyperlink w:anchor="_Toc242097657" w:history="1">
             <w:r>
               <w:rPr>
                 <w:rStyle w:val="Hyperlink"/>
@@ -5948,7 +6080,7 @@
               <w:rPr>
                 <w:noProof/>
               </w:rPr>
-              <w:instrText xml:space="preserve"> PAGEREF _Toc242096954 \h </w:instrText>
+              <w:instrText xml:space="preserve"> PAGEREF _Toc242097657 \h </w:instrText>
             </w:r>
             <w:r>
               <w:rPr>
@@ -5991,7 +6123,7 @@
               <w14:ligatures w14:val="standardContextual"/>
             </w:rPr>
           </w:pPr>
-          <w:hyperlink w:anchor="_Toc242096955" w:history="1">
+          <w:hyperlink w:anchor="_Toc242097658" w:history="1">
             <w:r>
               <w:rPr>
                 <w:rStyle w:val="Hyperlink"/>
@@ -6015,7 +6147,7 @@
               <w:rPr>
                 <w:noProof/>
               </w:rPr>
-              <w:instrText xml:space="preserve"> PAGEREF _Toc242096955 \h </w:instrText>
+              <w:instrText xml:space="preserve"> PAGEREF _Toc242097658 \h </w:instrText>
             </w:r>
             <w:r>
               <w:rPr>
@@ -6058,7 +6190,7 @@
               <w14:ligatures w14:val="standardContextual"/>
             </w:rPr>
           </w:pPr>
-          <w:hyperlink w:anchor="_Toc242096956" w:history="1">
+          <w:hyperlink w:anchor="_Toc242097659" w:history="1">
             <w:r>
               <w:rPr>
                 <w:rStyle w:val="Hyperlink"/>
@@ -6082,7 +6214,7 @@
               <w:rPr>
                 <w:noProof/>
               </w:rPr>
-              <w:instrText xml:space="preserve"> PAGEREF _Toc242096956 \h </w:instrText>
+              <w:instrText xml:space="preserve"> PAGEREF _Toc242097659 \h </w:instrText>
             </w:r>
             <w:r>
               <w:rPr>
@@ -6125,7 +6257,7 @@
               <w14:ligatures w14:val="standardContextual"/>
             </w:rPr>
           </w:pPr>
-          <w:hyperlink w:anchor="_Toc242096957" w:history="1">
+          <w:hyperlink w:anchor="_Toc242097660" w:history="1">
             <w:r>
               <w:rPr>
                 <w:rStyle w:val="Hyperlink"/>
@@ -6149,7 +6281,7 @@
               <w:rPr>
                 <w:noProof/>
               </w:rPr>
-              <w:instrText xml:space="preserve"> PAGEREF _Toc242096957 \h </w:instrText>
+              <w:instrText xml:space="preserve"> PAGEREF _Toc242097660 \h </w:instrText>
             </w:r>
             <w:r>
               <w:rPr>
@@ -6192,7 +6324,7 @@
               <w14:ligatures w14:val="standardContextual"/>
             </w:rPr>
           </w:pPr>
-          <w:hyperlink w:anchor="_Toc242096958" w:history="1">
+          <w:hyperlink w:anchor="_Toc242097661" w:history="1">
             <w:r>
               <w:rPr>
                 <w:rStyle w:val="Hyperlink"/>
@@ -6216,7 +6348,7 @@
               <w:rPr>
                 <w:noProof/>
               </w:rPr>
-              <w:instrText xml:space="preserve"> PAGEREF _Toc242096958 \h </w:instrText>
+              <w:instrText xml:space="preserve"> PAGEREF _Toc242097661 \h </w:instrText>
             </w:r>
             <w:r>
               <w:rPr>
@@ -6259,7 +6391,7 @@
               <w14:ligatures w14:val="standardContextual"/>
             </w:rPr>
           </w:pPr>
-          <w:hyperlink w:anchor="_Toc242096959" w:history="1">
+          <w:hyperlink w:anchor="_Toc242097662" w:history="1">
             <w:r>
               <w:rPr>
                 <w:rStyle w:val="Hyperlink"/>
@@ -6283,7 +6415,7 @@
               <w:rPr>
                 <w:noProof/>
               </w:rPr>
-              <w:instrText xml:space="preserve"> PAGEREF _Toc242096959 \h </w:instrText>
+              <w:instrText xml:space="preserve"> PAGEREF _Toc242097662 \h </w:instrText>
             </w:r>
             <w:r>
               <w:rPr>
@@ -6326,7 +6458,7 @@
               <w14:ligatures w14:val="standardContextual"/>
             </w:rPr>
           </w:pPr>
-          <w:hyperlink w:anchor="_Toc242096960" w:history="1">
+          <w:hyperlink w:anchor="_Toc242097663" w:history="1">
             <w:r>
               <w:rPr>
                 <w:rStyle w:val="Hyperlink"/>
@@ -6350,7 +6482,7 @@
               <w:rPr>
                 <w:noProof/>
               </w:rPr>
-              <w:instrText xml:space="preserve"> PAGEREF _Toc242096960 \h </w:instrText>
+              <w:instrText xml:space="preserve"> PAGEREF _Toc242097663 \h </w:instrText>
             </w:r>
             <w:r>
               <w:rPr>
@@ -6393,7 +6525,7 @@
               <w14:ligatures w14:val="standardContextual"/>
             </w:rPr>
           </w:pPr>
-          <w:hyperlink w:anchor="_Toc242096961" w:history="1">
+          <w:hyperlink w:anchor="_Toc242097664" w:history="1">
             <w:r>
               <w:rPr>
                 <w:rStyle w:val="Hyperlink"/>
@@ -6417,7 +6549,7 @@
               <w:rPr>
                 <w:noProof/>
               </w:rPr>
-              <w:instrText xml:space="preserve"> PAGEREF _Toc242096961 \h </w:instrText>
+              <w:instrText xml:space="preserve"> PAGEREF _Toc242097664 \h </w:instrText>
             </w:r>
             <w:r>
               <w:rPr>
@@ -6460,7 +6592,7 @@
               <w14:ligatures w14:val="standardContextual"/>
             </w:rPr>
           </w:pPr>
-          <w:hyperlink w:anchor="_Toc242096962" w:history="1">
+          <w:hyperlink w:anchor="_Toc242097665" w:history="1">
             <w:r>
               <w:rPr>
                 <w:rStyle w:val="Hyperlink"/>
@@ -6484,7 +6616,7 @@
               <w:rPr>
                 <w:noProof/>
               </w:rPr>
-              <w:instrText xml:space="preserve"> PAGEREF _Toc242096962 \h </w:instrText>
+              <w:instrText xml:space="preserve"> PAGEREF _Toc242097665 \h </w:instrText>
             </w:r>
             <w:r>
               <w:rPr>
@@ -6527,7 +6659,7 @@
               <w14:ligatures w14:val="standardContextual"/>
             </w:rPr>
           </w:pPr>
-          <w:hyperlink w:anchor="_Toc242096963" w:history="1">
+          <w:hyperlink w:anchor="_Toc242097666" w:history="1">
             <w:r>
               <w:rPr>
                 <w:rStyle w:val="Hyperlink"/>
@@ -6551,7 +6683,7 @@
               <w:rPr>
                 <w:noProof/>
               </w:rPr>
-              <w:instrText xml:space="preserve"> PAGEREF _Toc242096963 \h </w:instrText>
+              <w:instrText xml:space="preserve"> PAGEREF _Toc242097666 \h </w:instrText>
             </w:r>
             <w:r>
               <w:rPr>
@@ -6594,7 +6726,7 @@
               <w14:ligatures w14:val="standardContextual"/>
             </w:rPr>
           </w:pPr>
-          <w:hyperlink w:anchor="_Toc242096964" w:history="1">
+          <w:hyperlink w:anchor="_Toc242097667" w:history="1">
             <w:r>
               <w:rPr>
                 <w:rStyle w:val="Hyperlink"/>
@@ -6618,7 +6750,7 @@
               <w:rPr>
                 <w:noProof/>
               </w:rPr>
-              <w:instrText xml:space="preserve"> PAGEREF _Toc242096964 \h </w:instrText>
+              <w:instrText xml:space="preserve"> PAGEREF _Toc242097667 \h </w:instrText>
             </w:r>
             <w:r>
               <w:rPr>
@@ -6661,7 +6793,7 @@
               <w14:ligatures w14:val="standardContextual"/>
             </w:rPr>
           </w:pPr>
-          <w:hyperlink w:anchor="_Toc242096965" w:history="1">
+          <w:hyperlink w:anchor="_Toc242097668" w:history="1">
             <w:r>
               <w:rPr>
                 <w:rStyle w:val="Hyperlink"/>
@@ -6685,7 +6817,7 @@
               <w:rPr>
                 <w:noProof/>
               </w:rPr>
-              <w:instrText xml:space="preserve"> PAGEREF _Toc242096965 \h </w:instrText>
+              <w:instrText xml:space="preserve"> PAGEREF _Toc242097668 \h </w:instrText>
             </w:r>
             <w:r>
               <w:rPr>
@@ -6728,7 +6860,7 @@
               <w14:ligatures w14:val="standardContextual"/>
             </w:rPr>
           </w:pPr>
-          <w:hyperlink w:anchor="_Toc242096966" w:history="1">
+          <w:hyperlink w:anchor="_Toc242097669" w:history="1">
             <w:r>
               <w:rPr>
                 <w:rStyle w:val="Hyperlink"/>
@@ -6752,7 +6884,7 @@
               <w:rPr>
                 <w:noProof/>
               </w:rPr>
-              <w:instrText xml:space="preserve"> PAGEREF _Toc242096966 \h </w:instrText>
+              <w:instrText xml:space="preserve"> PAGEREF _Toc242097669 \h </w:instrText>
             </w:r>
             <w:r>
               <w:rPr>
@@ -6795,7 +6927,7 @@
               <w14:ligatures w14:val="standardContextual"/>
             </w:rPr>
           </w:pPr>
-          <w:hyperlink w:anchor="_Toc242096967" w:history="1">
+          <w:hyperlink w:anchor="_Toc242097670" w:history="1">
             <w:r>
               <w:rPr>
                 <w:rStyle w:val="Hyperlink"/>
@@ -6819,7 +6951,7 @@
               <w:rPr>
                 <w:noProof/>
               </w:rPr>
-              <w:instrText xml:space="preserve"> PAGEREF _Toc242096967 \h </w:instrText>
+              <w:instrText xml:space="preserve"> PAGEREF _Toc242097670 \h </w:instrText>
             </w:r>
             <w:r>
               <w:rPr>
@@ -6862,7 +6994,7 @@
               <w14:ligatures w14:val="standardContextual"/>
             </w:rPr>
           </w:pPr>
-          <w:hyperlink w:anchor="_Toc242096968" w:history="1">
+          <w:hyperlink w:anchor="_Toc242097671" w:history="1">
             <w:r>
               <w:rPr>
                 <w:rStyle w:val="Hyperlink"/>
@@ -6886,7 +7018,7 @@
               <w:rPr>
                 <w:noProof/>
               </w:rPr>
-              <w:instrText xml:space="preserve"> PAGEREF _Toc242096968 \h </w:instrText>
+              <w:instrText xml:space="preserve"> PAGEREF _Toc242097671 \h </w:instrText>
             </w:r>
             <w:r>
               <w:rPr>
@@ -6929,7 +7061,7 @@
               <w14:ligatures w14:val="standardContextual"/>
             </w:rPr>
           </w:pPr>
-          <w:hyperlink w:anchor="_Toc242096969" w:history="1">
+          <w:hyperlink w:anchor="_Toc242097672" w:history="1">
             <w:r>
               <w:rPr>
                 <w:rStyle w:val="Hyperlink"/>
@@ -6953,7 +7085,7 @@
               <w:rPr>
                 <w:noProof/>
               </w:rPr>
-              <w:instrText xml:space="preserve"> PAGEREF _Toc242096969 \h </w:instrText>
+              <w:instrText xml:space="preserve"> PAGEREF _Toc242097672 \h </w:instrText>
             </w:r>
             <w:r>
               <w:rPr>
@@ -6996,7 +7128,7 @@
               <w14:ligatures w14:val="standardContextual"/>
             </w:rPr>
           </w:pPr>
-          <w:hyperlink w:anchor="_Toc242096970" w:history="1">
+          <w:hyperlink w:anchor="_Toc242097673" w:history="1">
             <w:r>
               <w:rPr>
                 <w:rStyle w:val="Hyperlink"/>
@@ -7020,7 +7152,7 @@
               <w:rPr>
                 <w:noProof/>
               </w:rPr>
-              <w:instrText xml:space="preserve"> PAGEREF _Toc242096970 \h </w:instrText>
+              <w:instrText xml:space="preserve"> PAGEREF _Toc242097673 \h </w:instrText>
             </w:r>
             <w:r>
               <w:rPr>
@@ -7062,7 +7194,7 @@
         <w:keepLines/>
         <w:pageBreakBefore/>
       </w:pPr>
-      <w:bookmarkStart w:id="0" w:name="_Toc242096894"/>
+      <w:bookmarkStart w:id="0" w:name="_Toc242097597"/>
       <w:r>
         <w:lastRenderedPageBreak/>
         <w:t>1 Introduction</w:t>
@@ -7075,7 +7207,7 @@
         <w:keepNext/>
         <w:keepLines/>
       </w:pPr>
-      <w:bookmarkStart w:id="1" w:name="_Toc242096895"/>
+      <w:bookmarkStart w:id="1" w:name="_Toc242097598"/>
       <w:r>
         <w:t>1.1 Purpose</w:t>
       </w:r>
@@ -7115,7 +7247,7 @@
         <w:keepNext/>
         <w:keepLines/>
       </w:pPr>
-      <w:bookmarkStart w:id="2" w:name="_Toc242096896"/>
+      <w:bookmarkStart w:id="2" w:name="_Toc242097599"/>
       <w:r>
         <w:t>1.2 Scope</w:t>
       </w:r>
@@ -7126,7 +7258,10 @@
         <w:spacing w:after="120"/>
       </w:pPr>
       <w:r>
-        <w:t>The SRS covers Release R1 (Gate 3, 11 October 2026) and Release R2 (after the buildathon). Each requirement states its release. Requirements for R2 are included so the design does not have to be reworked later.</w:t>
+        <w:t xml:space="preserve">The SRS covers Release R1 (Gate 3, 11 October 2026) and Release R2 (after the buildathon). Each requirement </w:t>
+      </w:r>
+      <w:r>
+        <w:t>states its release. Requirements for R2 are included so the design does not have to be reworked later.</w:t>
       </w:r>
     </w:p>
     <w:p>
@@ -7135,7 +7270,7 @@
         <w:keepNext/>
         <w:keepLines/>
       </w:pPr>
-      <w:bookmarkStart w:id="3" w:name="_Toc242096897"/>
+      <w:bookmarkStart w:id="3" w:name="_Toc242097600"/>
       <w:r>
         <w:t>1.3 Intended audience</w:t>
       </w:r>
@@ -7155,7 +7290,7 @@
         <w:keepNext/>
         <w:keepLines/>
       </w:pPr>
-      <w:bookmarkStart w:id="4" w:name="_Toc242096898"/>
+      <w:bookmarkStart w:id="4" w:name="_Toc242097601"/>
       <w:r>
         <w:t>1.4 Relationship to other documents</w:t>
       </w:r>
@@ -7166,7 +7301,7 @@
         <w:pStyle w:val="Caption"/>
         <w:keepNext/>
       </w:pPr>
-      <w:bookmarkStart w:id="5" w:name="_Toc242096942"/>
+      <w:bookmarkStart w:id="5" w:name="_Toc242097645"/>
       <w:r>
         <w:t xml:space="preserve">Table </w:t>
       </w:r>
@@ -7208,7 +7343,7 @@
           <w:left w:w="10" w:type="dxa"/>
           <w:right w:w="10" w:type="dxa"/>
         </w:tblCellMar>
-        <w:tblLook w:val="04A0" w:firstRow="1" w:lastRow="0" w:firstColumn="1" w:lastColumn="0" w:noHBand="0" w:noVBand="1"/>
+        <w:tblLook w:val="0000" w:firstRow="0" w:lastRow="0" w:firstColumn="0" w:lastColumn="0" w:noHBand="0" w:noVBand="0"/>
       </w:tblPr>
       <w:tblGrid>
         <w:gridCol w:w="3474"/>
@@ -7738,7 +7873,7 @@
         <w:keepNext/>
         <w:keepLines/>
       </w:pPr>
-      <w:bookmarkStart w:id="6" w:name="_Toc242096899"/>
+      <w:bookmarkStart w:id="6" w:name="_Toc242097602"/>
       <w:r>
         <w:t>1.5 Conventions</w:t>
       </w:r>
@@ -7924,7 +8059,7 @@
         <w:keepLines/>
         <w:pageBreakBefore/>
       </w:pPr>
-      <w:bookmarkStart w:id="7" w:name="_Toc242096900"/>
+      <w:bookmarkStart w:id="7" w:name="_Toc242097603"/>
       <w:r>
         <w:lastRenderedPageBreak/>
         <w:t>2 Overall description</w:t>
@@ -7937,7 +8072,7 @@
         <w:keepNext/>
         <w:keepLines/>
       </w:pPr>
-      <w:bookmarkStart w:id="8" w:name="_Toc242096901"/>
+      <w:bookmarkStart w:id="8" w:name="_Toc242097604"/>
       <w:r>
         <w:t>2.1 Product perspective</w:t>
       </w:r>
@@ -7967,7 +8102,7 @@
         <w:keepNext/>
         <w:keepLines/>
       </w:pPr>
-      <w:bookmarkStart w:id="9" w:name="_Toc242096902"/>
+      <w:bookmarkStart w:id="9" w:name="_Toc242097605"/>
       <w:r>
         <w:t>2.2 Product functions</w:t>
       </w:r>
@@ -7978,10 +8113,10 @@
         <w:spacing w:after="120"/>
       </w:pPr>
       <w:r>
-        <w:t xml:space="preserve">At the highest level, ZedPath shall let a student: enter their results once (FE-1); see every reachable state-university course with a likelihood band and reasons (FE-2); build and check a UGC preference list (FE-3); follow a dated journey with reminders (FE-4); see every other route (FE-5); ask cited questions in </w:t>
+        <w:t xml:space="preserve">At the highest level, ZedPath shall let a student: enter their results once (FE-1); see every reachable </w:t>
       </w:r>
       <w:r>
-        <w:t>three languages (FE-6); share with family and get help from others (FE-7); and prepare for university (FE-8). Behind these, ZedPath shall keep every fact sourced, checked and correctable (FE-9).</w:t>
+        <w:t>state-university course with a likelihood band and reasons (FE-2); build and check a UGC preference list (FE-3); follow a dated journey with reminders (FE-4); see every other route (FE-5); ask cited questions in three languages (FE-6); share with family and get help from others (FE-7); and prepare for university (FE-8). Behind these, ZedPath shall keep every fact sourced, checked and correctable (FE-9).</w:t>
       </w:r>
     </w:p>
     <w:p>
@@ -7990,7 +8125,7 @@
         <w:keepNext/>
         <w:keepLines/>
       </w:pPr>
-      <w:bookmarkStart w:id="10" w:name="_Toc242096903"/>
+      <w:bookmarkStart w:id="10" w:name="_Toc242097606"/>
       <w:r>
         <w:t>2.3 User classes and characteristics</w:t>
       </w:r>
@@ -8001,7 +8136,7 @@
         <w:pStyle w:val="Caption"/>
         <w:keepNext/>
       </w:pPr>
-      <w:bookmarkStart w:id="11" w:name="_Toc242096943"/>
+      <w:bookmarkStart w:id="11" w:name="_Toc242097646"/>
       <w:r>
         <w:t xml:space="preserve">Table </w:t>
       </w:r>
@@ -8043,7 +8178,7 @@
           <w:left w:w="10" w:type="dxa"/>
           <w:right w:w="10" w:type="dxa"/>
         </w:tblCellMar>
-        <w:tblLook w:val="04A0" w:firstRow="1" w:lastRow="0" w:firstColumn="1" w:lastColumn="0" w:noHBand="0" w:noVBand="1"/>
+        <w:tblLook w:val="0000" w:firstRow="0" w:lastRow="0" w:firstColumn="0" w:lastColumn="0" w:noHBand="0" w:noVBand="0"/>
       </w:tblPr>
       <w:tblGrid>
         <w:gridCol w:w="1257"/>
@@ -9061,9 +9196,12 @@
         <w:keepNext/>
         <w:keepLines/>
       </w:pPr>
-      <w:bookmarkStart w:id="12" w:name="_Toc242096904"/>
+      <w:bookmarkStart w:id="12" w:name="_Toc242097607"/>
       <w:r>
-        <w:t>2.4 Operating environment</w:t>
+        <w:t>2.4 </w:t>
+      </w:r>
+      <w:r>
+        <w:t>Operating environment</w:t>
       </w:r>
       <w:bookmarkEnd w:id="12"/>
     </w:p>
@@ -9099,7 +9237,7 @@
         <w:keepNext/>
         <w:keepLines/>
       </w:pPr>
-      <w:bookmarkStart w:id="13" w:name="_Toc242096905"/>
+      <w:bookmarkStart w:id="13" w:name="_Toc242097608"/>
       <w:r>
         <w:t>2.5 Design and implementation constraints</w:t>
       </w:r>
@@ -9249,7 +9387,7 @@
         <w:keepNext/>
         <w:keepLines/>
       </w:pPr>
-      <w:bookmarkStart w:id="14" w:name="_Toc242096906"/>
+      <w:bookmarkStart w:id="14" w:name="_Toc242097609"/>
       <w:r>
         <w:lastRenderedPageBreak/>
         <w:t>2.6 Assumptions and dependencies</w:t>
@@ -9271,7 +9409,7 @@
         <w:keepLines/>
         <w:pageBreakBefore/>
       </w:pPr>
-      <w:bookmarkStart w:id="15" w:name="_Toc242096907"/>
+      <w:bookmarkStart w:id="15" w:name="_Toc242097610"/>
       <w:r>
         <w:lastRenderedPageBreak/>
         <w:t>3 External interface requirements</w:t>
@@ -9284,7 +9422,7 @@
         <w:keepNext/>
         <w:keepLines/>
       </w:pPr>
-      <w:bookmarkStart w:id="16" w:name="_Toc242096908"/>
+      <w:bookmarkStart w:id="16" w:name="_Toc242097611"/>
       <w:r>
         <w:t>3.1 User interfaces</w:t>
       </w:r>
@@ -9307,7 +9445,10 @@
         <w:t>UI-1</w:t>
       </w:r>
       <w:r>
-        <w:t xml:space="preserve"> The interface shall be a responsive, mobile-first web application with bottom navigation of at most four destinations (Journey, Courses, Routes, Ask), as specified in ZP-DOC-07.</w:t>
+        <w:t xml:space="preserve"> The interface shall be a responsive, mobile-first web application with bottom navigation of at most </w:t>
+      </w:r>
+      <w:r>
+        <w:t>four destinations (Journey, Courses, Routes, Ask), as specified in ZP-DOC-07.</w:t>
       </w:r>
     </w:p>
     <w:p>
@@ -9356,7 +9497,7 @@
         <w:keepNext/>
         <w:keepLines/>
       </w:pPr>
-      <w:bookmarkStart w:id="17" w:name="_Toc242096909"/>
+      <w:bookmarkStart w:id="17" w:name="_Toc242097612"/>
       <w:r>
         <w:t>3.2 Software interfaces</w:t>
       </w:r>
@@ -9367,7 +9508,7 @@
         <w:pStyle w:val="Caption"/>
         <w:keepNext/>
       </w:pPr>
-      <w:bookmarkStart w:id="18" w:name="_Toc242096944"/>
+      <w:bookmarkStart w:id="18" w:name="_Toc242097647"/>
       <w:r>
         <w:t xml:space="preserve">Table </w:t>
       </w:r>
@@ -9409,7 +9550,7 @@
           <w:left w:w="10" w:type="dxa"/>
           <w:right w:w="10" w:type="dxa"/>
         </w:tblCellMar>
-        <w:tblLook w:val="04A0" w:firstRow="1" w:lastRow="0" w:firstColumn="1" w:lastColumn="0" w:noHBand="0" w:noVBand="1"/>
+        <w:tblLook w:val="0000" w:firstRow="0" w:lastRow="0" w:firstColumn="0" w:lastColumn="0" w:noHBand="0" w:noVBand="0"/>
       </w:tblPr>
       <w:tblGrid>
         <w:gridCol w:w="655"/>
@@ -10506,7 +10647,7 @@
         <w:keepNext/>
         <w:keepLines/>
       </w:pPr>
-      <w:bookmarkStart w:id="19" w:name="_Toc242096910"/>
+      <w:bookmarkStart w:id="19" w:name="_Toc242097613"/>
       <w:r>
         <w:t>3.3 Communications interfaces</w:t>
       </w:r>
@@ -10559,7 +10700,7 @@
         <w:keepLines/>
         <w:pageBreakBefore/>
       </w:pPr>
-      <w:bookmarkStart w:id="20" w:name="_Toc242096911"/>
+      <w:bookmarkStart w:id="20" w:name="_Toc242097614"/>
       <w:r>
         <w:lastRenderedPageBreak/>
         <w:t>4 Functional requirements</w:t>
@@ -10590,7 +10731,7 @@
         <w:keepNext/>
         <w:keepLines/>
       </w:pPr>
-      <w:bookmarkStart w:id="21" w:name="_Toc242096912"/>
+      <w:bookmarkStart w:id="21" w:name="_Toc242097615"/>
       <w:r>
         <w:t>4.1 FE-1 Profile and results</w:t>
       </w:r>
@@ -10601,7 +10742,7 @@
         <w:pStyle w:val="Caption"/>
         <w:keepNext/>
       </w:pPr>
-      <w:bookmarkStart w:id="22" w:name="_Toc242096945"/>
+      <w:bookmarkStart w:id="22" w:name="_Toc242097648"/>
       <w:r>
         <w:t xml:space="preserve">Table </w:t>
       </w:r>
@@ -10643,7 +10784,7 @@
           <w:left w:w="10" w:type="dxa"/>
           <w:right w:w="10" w:type="dxa"/>
         </w:tblCellMar>
-        <w:tblLook w:val="04A0" w:firstRow="1" w:lastRow="0" w:firstColumn="1" w:lastColumn="0" w:noHBand="0" w:noVBand="1"/>
+        <w:tblLook w:val="0000" w:firstRow="0" w:lastRow="0" w:firstColumn="0" w:lastColumn="0" w:noHBand="0" w:noVBand="0"/>
       </w:tblPr>
       <w:tblGrid>
         <w:gridCol w:w="866"/>
@@ -13017,7 +13158,7 @@
         <w:keepNext/>
         <w:keepLines/>
       </w:pPr>
-      <w:bookmarkStart w:id="23" w:name="_Toc242096913"/>
+      <w:bookmarkStart w:id="23" w:name="_Toc242097616"/>
       <w:r>
         <w:t>4.2 FE-2 State-university course discovery</w:t>
       </w:r>
@@ -13028,7 +13169,7 @@
         <w:pStyle w:val="Caption"/>
         <w:keepNext/>
       </w:pPr>
-      <w:bookmarkStart w:id="24" w:name="_Toc242096946"/>
+      <w:bookmarkStart w:id="24" w:name="_Toc242097649"/>
       <w:r>
         <w:t xml:space="preserve">Table </w:t>
       </w:r>
@@ -13070,7 +13211,7 @@
           <w:left w:w="10" w:type="dxa"/>
           <w:right w:w="10" w:type="dxa"/>
         </w:tblCellMar>
-        <w:tblLook w:val="04A0" w:firstRow="1" w:lastRow="0" w:firstColumn="1" w:lastColumn="0" w:noHBand="0" w:noVBand="1"/>
+        <w:tblLook w:val="0000" w:firstRow="0" w:lastRow="0" w:firstColumn="0" w:lastColumn="0" w:noHBand="0" w:noVBand="0"/>
       </w:tblPr>
       <w:tblGrid>
         <w:gridCol w:w="870"/>
@@ -15627,7 +15768,7 @@
         <w:keepNext/>
         <w:keepLines/>
       </w:pPr>
-      <w:bookmarkStart w:id="25" w:name="_Toc242096914"/>
+      <w:bookmarkStart w:id="25" w:name="_Toc242097617"/>
       <w:r>
         <w:t>4.3 FE-3 Preference list</w:t>
       </w:r>
@@ -15638,7 +15779,7 @@
         <w:pStyle w:val="Caption"/>
         <w:keepNext/>
       </w:pPr>
-      <w:bookmarkStart w:id="26" w:name="_Toc242096947"/>
+      <w:bookmarkStart w:id="26" w:name="_Toc242097650"/>
       <w:r>
         <w:t xml:space="preserve">Table </w:t>
       </w:r>
@@ -15680,7 +15821,7 @@
           <w:left w:w="10" w:type="dxa"/>
           <w:right w:w="10" w:type="dxa"/>
         </w:tblCellMar>
-        <w:tblLook w:val="04A0" w:firstRow="1" w:lastRow="0" w:firstColumn="1" w:lastColumn="0" w:noHBand="0" w:noVBand="1"/>
+        <w:tblLook w:val="0000" w:firstRow="0" w:lastRow="0" w:firstColumn="0" w:lastColumn="0" w:noHBand="0" w:noVBand="0"/>
       </w:tblPr>
       <w:tblGrid>
         <w:gridCol w:w="870"/>
@@ -17192,7 +17333,7 @@
         <w:keepNext/>
         <w:keepLines/>
       </w:pPr>
-      <w:bookmarkStart w:id="27" w:name="_Toc242096915"/>
+      <w:bookmarkStart w:id="27" w:name="_Toc242097618"/>
       <w:r>
         <w:t>4.4 FE-4 Journey and deadlines</w:t>
       </w:r>
@@ -17203,7 +17344,7 @@
         <w:pStyle w:val="Caption"/>
         <w:keepNext/>
       </w:pPr>
-      <w:bookmarkStart w:id="28" w:name="_Toc242096948"/>
+      <w:bookmarkStart w:id="28" w:name="_Toc242097651"/>
       <w:r>
         <w:t xml:space="preserve">Table </w:t>
       </w:r>
@@ -17245,7 +17386,7 @@
           <w:left w:w="10" w:type="dxa"/>
           <w:right w:w="10" w:type="dxa"/>
         </w:tblCellMar>
-        <w:tblLook w:val="04A0" w:firstRow="1" w:lastRow="0" w:firstColumn="1" w:lastColumn="0" w:noHBand="0" w:noVBand="1"/>
+        <w:tblLook w:val="0000" w:firstRow="0" w:lastRow="0" w:firstColumn="0" w:lastColumn="0" w:noHBand="0" w:noVBand="0"/>
       </w:tblPr>
       <w:tblGrid>
         <w:gridCol w:w="863"/>
@@ -18788,7 +18929,7 @@
         <w:keepNext/>
         <w:keepLines/>
       </w:pPr>
-      <w:bookmarkStart w:id="29" w:name="_Toc242096916"/>
+      <w:bookmarkStart w:id="29" w:name="_Toc242097619"/>
       <w:r>
         <w:t>4.5 FE-5 Other routes</w:t>
       </w:r>
@@ -18799,7 +18940,7 @@
         <w:pStyle w:val="Caption"/>
         <w:keepNext/>
       </w:pPr>
-      <w:bookmarkStart w:id="30" w:name="_Toc242096949"/>
+      <w:bookmarkStart w:id="30" w:name="_Toc242097652"/>
       <w:r>
         <w:t xml:space="preserve">Table </w:t>
       </w:r>
@@ -18841,7 +18982,7 @@
           <w:left w:w="10" w:type="dxa"/>
           <w:right w:w="10" w:type="dxa"/>
         </w:tblCellMar>
-        <w:tblLook w:val="04A0" w:firstRow="1" w:lastRow="0" w:firstColumn="1" w:lastColumn="0" w:noHBand="0" w:noVBand="1"/>
+        <w:tblLook w:val="0000" w:firstRow="0" w:lastRow="0" w:firstColumn="0" w:lastColumn="0" w:noHBand="0" w:noVBand="0"/>
       </w:tblPr>
       <w:tblGrid>
         <w:gridCol w:w="863"/>
@@ -20353,7 +20494,7 @@
         <w:keepNext/>
         <w:keepLines/>
       </w:pPr>
-      <w:bookmarkStart w:id="31" w:name="_Toc242096917"/>
+      <w:bookmarkStart w:id="31" w:name="_Toc242097620"/>
       <w:r>
         <w:t>4.6 FE-6 Ask</w:t>
       </w:r>
@@ -20364,7 +20505,7 @@
         <w:pStyle w:val="Caption"/>
         <w:keepNext/>
       </w:pPr>
-      <w:bookmarkStart w:id="32" w:name="_Toc242096950"/>
+      <w:bookmarkStart w:id="32" w:name="_Toc242097653"/>
       <w:r>
         <w:t xml:space="preserve">Table </w:t>
       </w:r>
@@ -20406,7 +20547,7 @@
           <w:left w:w="10" w:type="dxa"/>
           <w:right w:w="10" w:type="dxa"/>
         </w:tblCellMar>
-        <w:tblLook w:val="04A0" w:firstRow="1" w:lastRow="0" w:firstColumn="1" w:lastColumn="0" w:noHBand="0" w:noVBand="1"/>
+        <w:tblLook w:val="0000" w:firstRow="0" w:lastRow="0" w:firstColumn="0" w:lastColumn="0" w:noHBand="0" w:noVBand="0"/>
       </w:tblPr>
       <w:tblGrid>
         <w:gridCol w:w="863"/>
@@ -21590,7 +21731,7 @@
         <w:keepNext/>
         <w:keepLines/>
       </w:pPr>
-      <w:bookmarkStart w:id="33" w:name="_Toc242096918"/>
+      <w:bookmarkStart w:id="33" w:name="_Toc242097621"/>
       <w:r>
         <w:t>4.7 FE-7 People around the student</w:t>
       </w:r>
@@ -21601,7 +21742,7 @@
         <w:pStyle w:val="Caption"/>
         <w:keepNext/>
       </w:pPr>
-      <w:bookmarkStart w:id="34" w:name="_Toc242096951"/>
+      <w:bookmarkStart w:id="34" w:name="_Toc242097654"/>
       <w:r>
         <w:t xml:space="preserve">Table </w:t>
       </w:r>
@@ -21643,7 +21784,7 @@
           <w:left w:w="10" w:type="dxa"/>
           <w:right w:w="10" w:type="dxa"/>
         </w:tblCellMar>
-        <w:tblLook w:val="04A0" w:firstRow="1" w:lastRow="0" w:firstColumn="1" w:lastColumn="0" w:noHBand="0" w:noVBand="1"/>
+        <w:tblLook w:val="0000" w:firstRow="0" w:lastRow="0" w:firstColumn="0" w:lastColumn="0" w:noHBand="0" w:noVBand="0"/>
       </w:tblPr>
       <w:tblGrid>
         <w:gridCol w:w="863"/>
@@ -22827,7 +22968,7 @@
         <w:keepNext/>
         <w:keepLines/>
       </w:pPr>
-      <w:bookmarkStart w:id="35" w:name="_Toc242096919"/>
+      <w:bookmarkStart w:id="35" w:name="_Toc242097622"/>
       <w:r>
         <w:t>4.8 FE-8 After selection</w:t>
       </w:r>
@@ -22838,7 +22979,7 @@
         <w:pStyle w:val="Caption"/>
         <w:keepNext/>
       </w:pPr>
-      <w:bookmarkStart w:id="36" w:name="_Toc242096952"/>
+      <w:bookmarkStart w:id="36" w:name="_Toc242097655"/>
       <w:r>
         <w:t xml:space="preserve">Table </w:t>
       </w:r>
@@ -22880,7 +23021,7 @@
           <w:left w:w="10" w:type="dxa"/>
           <w:right w:w="10" w:type="dxa"/>
         </w:tblCellMar>
-        <w:tblLook w:val="04A0" w:firstRow="1" w:lastRow="0" w:firstColumn="1" w:lastColumn="0" w:noHBand="0" w:noVBand="1"/>
+        <w:tblLook w:val="0000" w:firstRow="0" w:lastRow="0" w:firstColumn="0" w:lastColumn="0" w:noHBand="0" w:noVBand="0"/>
       </w:tblPr>
       <w:tblGrid>
         <w:gridCol w:w="865"/>
@@ -23738,7 +23879,7 @@
         <w:keepNext/>
         <w:keepLines/>
       </w:pPr>
-      <w:bookmarkStart w:id="37" w:name="_Toc242096920"/>
+      <w:bookmarkStart w:id="37" w:name="_Toc242097623"/>
       <w:r>
         <w:t>4.9 FE-9 Data and trust</w:t>
       </w:r>
@@ -23749,7 +23890,7 @@
         <w:pStyle w:val="Caption"/>
         <w:keepNext/>
       </w:pPr>
-      <w:bookmarkStart w:id="38" w:name="_Toc242096953"/>
+      <w:bookmarkStart w:id="38" w:name="_Toc242097656"/>
       <w:r>
         <w:t xml:space="preserve">Table </w:t>
       </w:r>
@@ -23791,7 +23932,7 @@
           <w:left w:w="10" w:type="dxa"/>
           <w:right w:w="10" w:type="dxa"/>
         </w:tblCellMar>
-        <w:tblLook w:val="04A0" w:firstRow="1" w:lastRow="0" w:firstColumn="1" w:lastColumn="0" w:noHBand="0" w:noVBand="1"/>
+        <w:tblLook w:val="0000" w:firstRow="0" w:lastRow="0" w:firstColumn="0" w:lastColumn="0" w:noHBand="0" w:noVBand="0"/>
       </w:tblPr>
       <w:tblGrid>
         <w:gridCol w:w="865"/>
@@ -26150,7 +26291,7 @@
         <w:keepLines/>
         <w:pageBreakBefore/>
       </w:pPr>
-      <w:bookmarkStart w:id="39" w:name="_Toc242096921"/>
+      <w:bookmarkStart w:id="39" w:name="_Toc242097624"/>
       <w:r>
         <w:lastRenderedPageBreak/>
         <w:t>5 Non-functional requirements</w:t>
@@ -26163,7 +26304,7 @@
         <w:keepNext/>
         <w:keepLines/>
       </w:pPr>
-      <w:bookmarkStart w:id="40" w:name="_Toc242096922"/>
+      <w:bookmarkStart w:id="40" w:name="_Toc242097625"/>
       <w:r>
         <w:t>5.1 Performance</w:t>
       </w:r>
@@ -26174,7 +26315,7 @@
         <w:pStyle w:val="Caption"/>
         <w:keepNext/>
       </w:pPr>
-      <w:bookmarkStart w:id="41" w:name="_Toc242096954"/>
+      <w:bookmarkStart w:id="41" w:name="_Toc242097657"/>
       <w:r>
         <w:t xml:space="preserve">Table </w:t>
       </w:r>
@@ -26216,7 +26357,7 @@
           <w:left w:w="10" w:type="dxa"/>
           <w:right w:w="10" w:type="dxa"/>
         </w:tblCellMar>
-        <w:tblLook w:val="04A0" w:firstRow="1" w:lastRow="0" w:firstColumn="1" w:lastColumn="0" w:noHBand="0" w:noVBand="1"/>
+        <w:tblLook w:val="0000" w:firstRow="0" w:lastRow="0" w:firstColumn="0" w:lastColumn="0" w:noHBand="0" w:noVBand="0"/>
       </w:tblPr>
       <w:tblGrid>
         <w:gridCol w:w="1007"/>
@@ -26964,7 +27105,7 @@
         <w:keepNext/>
         <w:keepLines/>
       </w:pPr>
-      <w:bookmarkStart w:id="42" w:name="_Toc242096923"/>
+      <w:bookmarkStart w:id="42" w:name="_Toc242097626"/>
       <w:r>
         <w:t>5.2 Capacity and cost</w:t>
       </w:r>
@@ -26975,7 +27116,7 @@
         <w:pStyle w:val="Caption"/>
         <w:keepNext/>
       </w:pPr>
-      <w:bookmarkStart w:id="43" w:name="_Toc242096955"/>
+      <w:bookmarkStart w:id="43" w:name="_Toc242097658"/>
       <w:r>
         <w:t xml:space="preserve">Table </w:t>
       </w:r>
@@ -27017,7 +27158,7 @@
           <w:left w:w="10" w:type="dxa"/>
           <w:right w:w="10" w:type="dxa"/>
         </w:tblCellMar>
-        <w:tblLook w:val="04A0" w:firstRow="1" w:lastRow="0" w:firstColumn="1" w:lastColumn="0" w:noHBand="0" w:noVBand="1"/>
+        <w:tblLook w:val="0000" w:firstRow="0" w:lastRow="0" w:firstColumn="0" w:lastColumn="0" w:noHBand="0" w:noVBand="0"/>
       </w:tblPr>
       <w:tblGrid>
         <w:gridCol w:w="1007"/>
@@ -27456,7 +27597,7 @@
         <w:keepNext/>
         <w:keepLines/>
       </w:pPr>
-      <w:bookmarkStart w:id="44" w:name="_Toc242096924"/>
+      <w:bookmarkStart w:id="44" w:name="_Toc242097627"/>
       <w:r>
         <w:t>5.3 Usability, accessibility and localisation</w:t>
       </w:r>
@@ -27467,7 +27608,7 @@
         <w:pStyle w:val="Caption"/>
         <w:keepNext/>
       </w:pPr>
-      <w:bookmarkStart w:id="45" w:name="_Toc242096956"/>
+      <w:bookmarkStart w:id="45" w:name="_Toc242097659"/>
       <w:r>
         <w:t xml:space="preserve">Table </w:t>
       </w:r>
@@ -27509,7 +27650,7 @@
           <w:left w:w="10" w:type="dxa"/>
           <w:right w:w="10" w:type="dxa"/>
         </w:tblCellMar>
-        <w:tblLook w:val="04A0" w:firstRow="1" w:lastRow="0" w:firstColumn="1" w:lastColumn="0" w:noHBand="0" w:noVBand="1"/>
+        <w:tblLook w:val="0000" w:firstRow="0" w:lastRow="0" w:firstColumn="0" w:lastColumn="0" w:noHBand="0" w:noVBand="0"/>
       </w:tblPr>
       <w:tblGrid>
         <w:gridCol w:w="1007"/>
@@ -28257,7 +28398,7 @@
         <w:keepNext/>
         <w:keepLines/>
       </w:pPr>
-      <w:bookmarkStart w:id="46" w:name="_Toc242096925"/>
+      <w:bookmarkStart w:id="46" w:name="_Toc242097628"/>
       <w:r>
         <w:lastRenderedPageBreak/>
         <w:t>5.4 Security and privacy</w:t>
@@ -28269,7 +28410,7 @@
         <w:pStyle w:val="Caption"/>
         <w:keepNext/>
       </w:pPr>
-      <w:bookmarkStart w:id="47" w:name="_Toc242096957"/>
+      <w:bookmarkStart w:id="47" w:name="_Toc242097660"/>
       <w:r>
         <w:t xml:space="preserve">Table </w:t>
       </w:r>
@@ -28311,7 +28452,7 @@
           <w:left w:w="10" w:type="dxa"/>
           <w:right w:w="10" w:type="dxa"/>
         </w:tblCellMar>
-        <w:tblLook w:val="04A0" w:firstRow="1" w:lastRow="0" w:firstColumn="1" w:lastColumn="0" w:noHBand="0" w:noVBand="1"/>
+        <w:tblLook w:val="0000" w:firstRow="0" w:lastRow="0" w:firstColumn="0" w:lastColumn="0" w:noHBand="0" w:noVBand="0"/>
       </w:tblPr>
       <w:tblGrid>
         <w:gridCol w:w="1007"/>
@@ -29059,7 +29200,7 @@
         <w:keepNext/>
         <w:keepLines/>
       </w:pPr>
-      <w:bookmarkStart w:id="48" w:name="_Toc242096926"/>
+      <w:bookmarkStart w:id="48" w:name="_Toc242097629"/>
       <w:r>
         <w:t>5.5 Reliability and availability</w:t>
       </w:r>
@@ -29070,7 +29211,7 @@
         <w:pStyle w:val="Caption"/>
         <w:keepNext/>
       </w:pPr>
-      <w:bookmarkStart w:id="49" w:name="_Toc242096958"/>
+      <w:bookmarkStart w:id="49" w:name="_Toc242097661"/>
       <w:r>
         <w:t xml:space="preserve">Table </w:t>
       </w:r>
@@ -29112,7 +29253,7 @@
           <w:left w:w="10" w:type="dxa"/>
           <w:right w:w="10" w:type="dxa"/>
         </w:tblCellMar>
-        <w:tblLook w:val="04A0" w:firstRow="1" w:lastRow="0" w:firstColumn="1" w:lastColumn="0" w:noHBand="0" w:noVBand="1"/>
+        <w:tblLook w:val="0000" w:firstRow="0" w:lastRow="0" w:firstColumn="0" w:lastColumn="0" w:noHBand="0" w:noVBand="0"/>
       </w:tblPr>
       <w:tblGrid>
         <w:gridCol w:w="1007"/>
@@ -29551,7 +29692,7 @@
         <w:keepNext/>
         <w:keepLines/>
       </w:pPr>
-      <w:bookmarkStart w:id="50" w:name="_Toc242096927"/>
+      <w:bookmarkStart w:id="50" w:name="_Toc242097630"/>
       <w:r>
         <w:t>5.6 Data quality</w:t>
       </w:r>
@@ -29562,7 +29703,7 @@
         <w:pStyle w:val="Caption"/>
         <w:keepNext/>
       </w:pPr>
-      <w:bookmarkStart w:id="51" w:name="_Toc242096959"/>
+      <w:bookmarkStart w:id="51" w:name="_Toc242097662"/>
       <w:r>
         <w:t xml:space="preserve">Table </w:t>
       </w:r>
@@ -29604,7 +29745,7 @@
           <w:left w:w="10" w:type="dxa"/>
           <w:right w:w="10" w:type="dxa"/>
         </w:tblCellMar>
-        <w:tblLook w:val="04A0" w:firstRow="1" w:lastRow="0" w:firstColumn="1" w:lastColumn="0" w:noHBand="0" w:noVBand="1"/>
+        <w:tblLook w:val="0000" w:firstRow="0" w:lastRow="0" w:firstColumn="0" w:lastColumn="0" w:noHBand="0" w:noVBand="0"/>
       </w:tblPr>
       <w:tblGrid>
         <w:gridCol w:w="1007"/>
@@ -30147,7 +30288,7 @@
         <w:keepNext/>
         <w:keepLines/>
       </w:pPr>
-      <w:bookmarkStart w:id="52" w:name="_Toc242096928"/>
+      <w:bookmarkStart w:id="52" w:name="_Toc242097631"/>
       <w:r>
         <w:t>5.7 Maintainability and portability</w:t>
       </w:r>
@@ -30158,7 +30299,7 @@
         <w:pStyle w:val="Caption"/>
         <w:keepNext/>
       </w:pPr>
-      <w:bookmarkStart w:id="53" w:name="_Toc242096960"/>
+      <w:bookmarkStart w:id="53" w:name="_Toc242097663"/>
       <w:r>
         <w:t xml:space="preserve">Table </w:t>
       </w:r>
@@ -30200,7 +30341,7 @@
           <w:left w:w="10" w:type="dxa"/>
           <w:right w:w="10" w:type="dxa"/>
         </w:tblCellMar>
-        <w:tblLook w:val="04A0" w:firstRow="1" w:lastRow="0" w:firstColumn="1" w:lastColumn="0" w:noHBand="0" w:noVBand="1"/>
+        <w:tblLook w:val="0000" w:firstRow="0" w:lastRow="0" w:firstColumn="0" w:lastColumn="0" w:noHBand="0" w:noVBand="0"/>
       </w:tblPr>
       <w:tblGrid>
         <w:gridCol w:w="1007"/>
@@ -30744,7 +30885,7 @@
         <w:keepLines/>
         <w:pageBreakBefore/>
       </w:pPr>
-      <w:bookmarkStart w:id="54" w:name="_Toc242096929"/>
+      <w:bookmarkStart w:id="54" w:name="_Toc242097632"/>
       <w:r>
         <w:lastRenderedPageBreak/>
         <w:t>6 Business rules</w:t>
@@ -30822,7 +30963,7 @@
         <w:keepNext/>
         <w:keepLines/>
       </w:pPr>
-      <w:bookmarkStart w:id="55" w:name="_Toc242096930"/>
+      <w:bookmarkStart w:id="55" w:name="_Toc242097633"/>
       <w:r>
         <w:t>6.1 General eligibility</w:t>
       </w:r>
@@ -30833,7 +30974,7 @@
         <w:pStyle w:val="Caption"/>
         <w:keepNext/>
       </w:pPr>
-      <w:bookmarkStart w:id="56" w:name="_Toc242096961"/>
+      <w:bookmarkStart w:id="56" w:name="_Toc242097664"/>
       <w:r>
         <w:t xml:space="preserve">Table </w:t>
       </w:r>
@@ -30875,7 +31016,7 @@
           <w:left w:w="10" w:type="dxa"/>
           <w:right w:w="10" w:type="dxa"/>
         </w:tblCellMar>
-        <w:tblLook w:val="04A0" w:firstRow="1" w:lastRow="0" w:firstColumn="1" w:lastColumn="0" w:noHBand="0" w:noVBand="1"/>
+        <w:tblLook w:val="0000" w:firstRow="0" w:lastRow="0" w:firstColumn="0" w:lastColumn="0" w:noHBand="0" w:noVBand="0"/>
       </w:tblPr>
       <w:tblGrid>
         <w:gridCol w:w="875"/>
@@ -31788,7 +31929,7 @@
         <w:keepNext/>
         <w:keepLines/>
       </w:pPr>
-      <w:bookmarkStart w:id="57" w:name="_Toc242096931"/>
+      <w:bookmarkStart w:id="57" w:name="_Toc242097634"/>
       <w:r>
         <w:t>6.2 Streams, subjects and grades</w:t>
       </w:r>
@@ -31799,7 +31940,7 @@
         <w:pStyle w:val="Caption"/>
         <w:keepNext/>
       </w:pPr>
-      <w:bookmarkStart w:id="58" w:name="_Toc242096962"/>
+      <w:bookmarkStart w:id="58" w:name="_Toc242097665"/>
       <w:r>
         <w:t xml:space="preserve">Table </w:t>
       </w:r>
@@ -31841,7 +31982,7 @@
           <w:left w:w="10" w:type="dxa"/>
           <w:right w:w="10" w:type="dxa"/>
         </w:tblCellMar>
-        <w:tblLook w:val="04A0" w:firstRow="1" w:lastRow="0" w:firstColumn="1" w:lastColumn="0" w:noHBand="0" w:noVBand="1"/>
+        <w:tblLook w:val="0000" w:firstRow="0" w:lastRow="0" w:firstColumn="0" w:lastColumn="0" w:noHBand="0" w:noVBand="0"/>
       </w:tblPr>
       <w:tblGrid>
         <w:gridCol w:w="861"/>
@@ -32281,7 +32422,7 @@
         <w:keepNext/>
         <w:keepLines/>
       </w:pPr>
-      <w:bookmarkStart w:id="59" w:name="_Toc242096932"/>
+      <w:bookmarkStart w:id="59" w:name="_Toc242097635"/>
       <w:r>
         <w:t>6.3 Selection and the preference list</w:t>
       </w:r>
@@ -32292,7 +32433,7 @@
         <w:pStyle w:val="Caption"/>
         <w:keepNext/>
       </w:pPr>
-      <w:bookmarkStart w:id="60" w:name="_Toc242096963"/>
+      <w:bookmarkStart w:id="60" w:name="_Toc242097666"/>
       <w:r>
         <w:t xml:space="preserve">Table </w:t>
       </w:r>
@@ -32334,7 +32475,7 @@
           <w:left w:w="10" w:type="dxa"/>
           <w:right w:w="10" w:type="dxa"/>
         </w:tblCellMar>
-        <w:tblLook w:val="04A0" w:firstRow="1" w:lastRow="0" w:firstColumn="1" w:lastColumn="0" w:noHBand="0" w:noVBand="1"/>
+        <w:tblLook w:val="0000" w:firstRow="0" w:lastRow="0" w:firstColumn="0" w:lastColumn="0" w:noHBand="0" w:noVBand="0"/>
       </w:tblPr>
       <w:tblGrid>
         <w:gridCol w:w="876"/>
@@ -33263,7 +33404,7 @@
         <w:keepNext/>
         <w:keepLines/>
       </w:pPr>
-      <w:bookmarkStart w:id="61" w:name="_Toc242096933"/>
+      <w:bookmarkStart w:id="61" w:name="_Toc242097636"/>
       <w:r>
         <w:t>6.4 Course-specific requirements</w:t>
       </w:r>
@@ -33274,7 +33415,7 @@
         <w:pStyle w:val="Caption"/>
         <w:keepNext/>
       </w:pPr>
-      <w:bookmarkStart w:id="62" w:name="_Toc242096964"/>
+      <w:bookmarkStart w:id="62" w:name="_Toc242097667"/>
       <w:r>
         <w:t xml:space="preserve">Table </w:t>
       </w:r>
@@ -33316,7 +33457,7 @@
           <w:left w:w="10" w:type="dxa"/>
           <w:right w:w="10" w:type="dxa"/>
         </w:tblCellMar>
-        <w:tblLook w:val="04A0" w:firstRow="1" w:lastRow="0" w:firstColumn="1" w:lastColumn="0" w:noHBand="0" w:noVBand="1"/>
+        <w:tblLook w:val="0000" w:firstRow="0" w:lastRow="0" w:firstColumn="0" w:lastColumn="0" w:noHBand="0" w:noVBand="0"/>
       </w:tblPr>
       <w:tblGrid>
         <w:gridCol w:w="859"/>
@@ -34302,7 +34443,7 @@
         <w:keepNext/>
         <w:keepLines/>
       </w:pPr>
-      <w:bookmarkStart w:id="63" w:name="_Toc242096934"/>
+      <w:bookmarkStart w:id="63" w:name="_Toc242097637"/>
       <w:r>
         <w:t>6.5 Cut-off data</w:t>
       </w:r>
@@ -34313,7 +34454,7 @@
         <w:pStyle w:val="Caption"/>
         <w:keepNext/>
       </w:pPr>
-      <w:bookmarkStart w:id="64" w:name="_Toc242096965"/>
+      <w:bookmarkStart w:id="64" w:name="_Toc242097668"/>
       <w:r>
         <w:t xml:space="preserve">Table </w:t>
       </w:r>
@@ -34355,7 +34496,7 @@
           <w:left w:w="10" w:type="dxa"/>
           <w:right w:w="10" w:type="dxa"/>
         </w:tblCellMar>
-        <w:tblLook w:val="04A0" w:firstRow="1" w:lastRow="0" w:firstColumn="1" w:lastColumn="0" w:noHBand="0" w:noVBand="1"/>
+        <w:tblLook w:val="0000" w:firstRow="0" w:lastRow="0" w:firstColumn="0" w:lastColumn="0" w:noHBand="0" w:noVBand="0"/>
       </w:tblPr>
       <w:tblGrid>
         <w:gridCol w:w="870"/>
@@ -34702,7 +34843,7 @@
         <w:keepNext/>
         <w:keepLines/>
       </w:pPr>
-      <w:bookmarkStart w:id="65" w:name="_Toc242096935"/>
+      <w:bookmarkStart w:id="65" w:name="_Toc242097638"/>
       <w:r>
         <w:t>6.6 Banding (ZedPath policy)</w:t>
       </w:r>
@@ -34784,7 +34925,7 @@
         <w:pStyle w:val="Caption"/>
         <w:keepNext/>
       </w:pPr>
-      <w:bookmarkStart w:id="66" w:name="_Toc242096966"/>
+      <w:bookmarkStart w:id="66" w:name="_Toc242097669"/>
       <w:r>
         <w:t xml:space="preserve">Table </w:t>
       </w:r>
@@ -34826,7 +34967,7 @@
           <w:left w:w="10" w:type="dxa"/>
           <w:right w:w="10" w:type="dxa"/>
         </w:tblCellMar>
-        <w:tblLook w:val="04A0" w:firstRow="1" w:lastRow="0" w:firstColumn="1" w:lastColumn="0" w:noHBand="0" w:noVBand="1"/>
+        <w:tblLook w:val="0000" w:firstRow="0" w:lastRow="0" w:firstColumn="0" w:lastColumn="0" w:noHBand="0" w:noVBand="0"/>
       </w:tblPr>
       <w:tblGrid>
         <w:gridCol w:w="948"/>
@@ -35947,7 +36088,7 @@
         <w:keepNext/>
         <w:keepLines/>
       </w:pPr>
-      <w:bookmarkStart w:id="67" w:name="_Toc242096936"/>
+      <w:bookmarkStart w:id="67" w:name="_Toc242097639"/>
       <w:r>
         <w:t>6.7 Preference-list checks (ZedPath policy, derived from BR-016)</w:t>
       </w:r>
@@ -35958,7 +36099,7 @@
         <w:pStyle w:val="Caption"/>
         <w:keepNext/>
       </w:pPr>
-      <w:bookmarkStart w:id="68" w:name="_Toc242096967"/>
+      <w:bookmarkStart w:id="68" w:name="_Toc242097670"/>
       <w:r>
         <w:t xml:space="preserve">Table </w:t>
       </w:r>
@@ -36000,7 +36141,7 @@
           <w:left w:w="10" w:type="dxa"/>
           <w:right w:w="10" w:type="dxa"/>
         </w:tblCellMar>
-        <w:tblLook w:val="04A0" w:firstRow="1" w:lastRow="0" w:firstColumn="1" w:lastColumn="0" w:noHBand="0" w:noVBand="1"/>
+        <w:tblLook w:val="0000" w:firstRow="0" w:lastRow="0" w:firstColumn="0" w:lastColumn="0" w:noHBand="0" w:noVBand="0"/>
       </w:tblPr>
       <w:tblGrid>
         <w:gridCol w:w="948"/>
@@ -36404,7 +36545,7 @@
         <w:keepNext/>
         <w:keepLines/>
       </w:pPr>
-      <w:bookmarkStart w:id="69" w:name="_Toc242096937"/>
+      <w:bookmarkStart w:id="69" w:name="_Toc242097640"/>
       <w:r>
         <w:t>6.8 Known gaps in the official sources</w:t>
       </w:r>
@@ -36448,7 +36589,7 @@
         <w:keepLines/>
         <w:pageBreakBefore/>
       </w:pPr>
-      <w:bookmarkStart w:id="70" w:name="_Toc242096938"/>
+      <w:bookmarkStart w:id="70" w:name="_Toc242097641"/>
       <w:r>
         <w:lastRenderedPageBreak/>
         <w:t>7 Verification</w:t>
@@ -36470,7 +36611,7 @@
         <w:keepLines/>
         <w:pageBreakBefore/>
       </w:pPr>
-      <w:bookmarkStart w:id="71" w:name="_Toc242096939"/>
+      <w:bookmarkStart w:id="71" w:name="_Toc242097642"/>
       <w:r>
         <w:lastRenderedPageBreak/>
         <w:t xml:space="preserve">Appendix A: </w:t>
@@ -36485,7 +36626,7 @@
         <w:pStyle w:val="Caption"/>
         <w:keepNext/>
       </w:pPr>
-      <w:bookmarkStart w:id="72" w:name="_Toc242096968"/>
+      <w:bookmarkStart w:id="72" w:name="_Toc242097671"/>
       <w:r>
         <w:t xml:space="preserve">Table </w:t>
       </w:r>
@@ -36527,7 +36668,7 @@
           <w:left w:w="10" w:type="dxa"/>
           <w:right w:w="10" w:type="dxa"/>
         </w:tblCellMar>
-        <w:tblLook w:val="04A0" w:firstRow="1" w:lastRow="0" w:firstColumn="1" w:lastColumn="0" w:noHBand="0" w:noVBand="1"/>
+        <w:tblLook w:val="0000" w:firstRow="0" w:lastRow="0" w:firstColumn="0" w:lastColumn="0" w:noHBand="0" w:noVBand="0"/>
       </w:tblPr>
       <w:tblGrid>
         <w:gridCol w:w="870"/>
@@ -41787,7 +41928,7 @@
         <w:keepLines/>
         <w:pageBreakBefore/>
       </w:pPr>
-      <w:bookmarkStart w:id="73" w:name="_Toc242096940"/>
+      <w:bookmarkStart w:id="73" w:name="_Toc242097643"/>
       <w:r>
         <w:lastRenderedPageBreak/>
         <w:t>Appendix B: Glossary</w:t>
@@ -41799,7 +41940,7 @@
         <w:pStyle w:val="Caption"/>
         <w:keepNext/>
       </w:pPr>
-      <w:bookmarkStart w:id="74" w:name="_Toc242096969"/>
+      <w:bookmarkStart w:id="74" w:name="_Toc242097672"/>
       <w:r>
         <w:t xml:space="preserve">Table </w:t>
       </w:r>
@@ -41841,7 +41982,7 @@
           <w:left w:w="10" w:type="dxa"/>
           <w:right w:w="10" w:type="dxa"/>
         </w:tblCellMar>
-        <w:tblLook w:val="04A0" w:firstRow="1" w:lastRow="0" w:firstColumn="1" w:lastColumn="0" w:noHBand="0" w:noVBand="1"/>
+        <w:tblLook w:val="0000" w:firstRow="0" w:lastRow="0" w:firstColumn="0" w:lastColumn="0" w:noHBand="0" w:noVBand="0"/>
       </w:tblPr>
       <w:tblGrid>
         <w:gridCol w:w="1224"/>
@@ -42372,7 +42513,7 @@
         <w:keepLines/>
         <w:pageBreakBefore/>
       </w:pPr>
-      <w:bookmarkStart w:id="75" w:name="_Toc242096941"/>
+      <w:bookmarkStart w:id="75" w:name="_Toc242097644"/>
       <w:r>
         <w:lastRenderedPageBreak/>
         <w:t xml:space="preserve">Appendix C: </w:t>
@@ -42387,7 +42528,7 @@
         <w:pStyle w:val="Caption"/>
         <w:keepNext/>
       </w:pPr>
-      <w:bookmarkStart w:id="76" w:name="_Toc242096970"/>
+      <w:bookmarkStart w:id="76" w:name="_Toc242097673"/>
       <w:r>
         <w:t xml:space="preserve">Table </w:t>
       </w:r>
@@ -42429,7 +42570,7 @@
           <w:left w:w="10" w:type="dxa"/>
           <w:right w:w="10" w:type="dxa"/>
         </w:tblCellMar>
-        <w:tblLook w:val="04A0" w:firstRow="1" w:lastRow="0" w:firstColumn="1" w:lastColumn="0" w:noHBand="0" w:noVBand="1"/>
+        <w:tblLook w:val="0000" w:firstRow="0" w:lastRow="0" w:firstColumn="0" w:lastColumn="0" w:noHBand="0" w:noVBand="0"/>
       </w:tblPr>
       <w:tblGrid>
         <w:gridCol w:w="803"/>
@@ -43318,7 +43459,7 @@
         <w:sz w:val="16"/>
         <w:szCs w:val="16"/>
       </w:rPr>
-      <w:t>ZP-DOC-03  ·  v0.9  ·  In review</w:t>
+      <w:t>ZP-DOC-03  ·  v1.0  ·  Approved</w:t>
     </w:r>
   </w:p>
 </w:hdr>
@@ -43327,10 +43468,10 @@
 <file path=word/numbering.xml><?xml version="1.0" encoding="utf-8"?>
 <w:numbering xmlns:wpc="http://schemas.microsoft.com/office/word/2010/wordprocessingCanvas" xmlns:cx="http://schemas.microsoft.com/office/drawing/2014/chartex" xmlns:cx1="http://schemas.microsoft.com/office/drawing/2015/9/8/chartex" xmlns:cx2="http://schemas.microsoft.com/office/drawing/2015/10/21/chartex" xmlns:cx3="http://schemas.microsoft.com/office/drawing/2016/5/9/chartex" xmlns:cx4="http://schemas.microsoft.com/office/drawing/2016/5/10/chartex" xmlns:cx5="http://schemas.microsoft.com/office/drawing/2016/5/11/chartex" xmlns:cx6="http://schemas.microsoft.com/office/drawing/2016/5/12/chartex" xmlns:cx7="http://schemas.microsoft.com/office/drawing/2016/5/13/chartex" xmlns:cx8="http://schemas.microsoft.com/office/drawing/2016/5/14/chartex" xmlns:mc="http://schemas.openxmlformats.org/markup-compatibility/2006" xmlns:aink="http://schemas.microsoft.com/office/drawing/2016/ink" xmlns:am3d="http://schemas.microsoft.com/office/drawing/2017/model3d" xmlns:o="urn:schemas-microsoft-com:office:office" xmlns:oel="http://schemas.microsoft.com/office/2019/extlst" xmlns:r="http://schemas.openxmlformats.org/officeDocument/2006/relationships" xmlns:m="http://schemas.openxmlformats.org/officeDocument/2006/math" xmlns:v="urn:schemas-microsoft-com:vml" xmlns:wp14="http://schemas.microsoft.com/office/word/2010/wordprocessingDrawing" xmlns:wp="http://schemas.openxmlformats.org/drawingml/2006/wordprocessingDrawing" xmlns:w10="urn:schemas-microsoft-com:office:word" xmlns:w="http://schemas.openxmlformats.org/wordprocessingml/2006/main" xmlns:w14="http://schemas.microsoft.com/office/word/2010/wordml" xmlns:w15="http://schemas.microsoft.com/office/word/2012/wordml" xmlns:w16cex="http://schemas.microsoft.com/office/word/2018/wordml/cex" xmlns:w16cid="http://schemas.microsoft.com/office/word/2016/wordml/cid" xmlns:w16="http://schemas.microsoft.com/office/word/2018/wordml" xmlns:w16du="http://schemas.microsoft.com/office/word/2023/wordml/word16du" xmlns:w16sdtdh="http://schemas.microsoft.com/office/word/2020/wordml/sdtdatahash" xmlns:w16sdtfl="http://schemas.microsoft.com/office/word/2024/wordml/sdtformatlock" xmlns:w16se="http://schemas.microsoft.com/office/word/2015/wordml/symex" xmlns:wpg="http://schemas.microsoft.com/office/word/2010/wordprocessingGroup" xmlns:wpi="http://schemas.microsoft.com/office/word/2010/wordprocessingInk" xmlns:wne="http://schemas.microsoft.com/office/word/2006/wordml" xmlns:wps="http://schemas.microsoft.com/office/word/2010/wordprocessingShape" mc:Ignorable="w14 w15 w16se w16cid w16 w16cex w16sdtdh w16sdtfl w16du wp14">
   <w:abstractNum w:abstractNumId="0" w15:restartNumberingAfterBreak="0">
-    <w:nsid w:val="07E3306A"/>
+    <w:nsid w:val="15686D88"/>
     <w:multiLevelType w:val="hybridMultilevel"/>
-    <w:tmpl w:val="8AC65360"/>
-    <w:lvl w:ilvl="0" w:tplc="F0DE0ED4" w:tentative="1">
+    <w:tmpl w:val="8D9E71A0"/>
+    <w:lvl w:ilvl="0" w:tplc="7E4822A8" w:tentative="1">
       <w:start w:val="1"/>
       <w:numFmt w:val="bullet"/>
       <w:lvlText w:val="●"/>
@@ -43339,7 +43480,7 @@
         <w:ind w:left="720" w:hanging="360"/>
       </w:pPr>
     </w:lvl>
-    <w:lvl w:ilvl="1" w:tplc="476A3B30" w:tentative="1">
+    <w:lvl w:ilvl="1" w:tplc="D3DC221E" w:tentative="1">
       <w:start w:val="1"/>
       <w:numFmt w:val="bullet"/>
       <w:lvlText w:val="○"/>
@@ -43348,7 +43489,7 @@
         <w:ind w:left="1440" w:hanging="360"/>
       </w:pPr>
     </w:lvl>
-    <w:lvl w:ilvl="2" w:tplc="3488C59A" w:tentative="1">
+    <w:lvl w:ilvl="2" w:tplc="4EEAEDE8" w:tentative="1">
       <w:start w:val="1"/>
       <w:numFmt w:val="bullet"/>
       <w:lvlText w:val="■"/>
@@ -43357,7 +43498,7 @@
         <w:ind w:left="2160" w:hanging="360"/>
       </w:pPr>
     </w:lvl>
-    <w:lvl w:ilvl="3" w:tplc="4DD8A5CC" w:tentative="1">
+    <w:lvl w:ilvl="3" w:tplc="6420B9AC" w:tentative="1">
       <w:start w:val="1"/>
       <w:numFmt w:val="bullet"/>
       <w:lvlText w:val="●"/>
@@ -43366,7 +43507,7 @@
         <w:ind w:left="2880" w:hanging="360"/>
       </w:pPr>
     </w:lvl>
-    <w:lvl w:ilvl="4" w:tplc="09323C8C" w:tentative="1">
+    <w:lvl w:ilvl="4" w:tplc="AAA27716" w:tentative="1">
       <w:start w:val="1"/>
       <w:numFmt w:val="bullet"/>
       <w:lvlText w:val="○"/>
@@ -43375,7 +43516,7 @@
         <w:ind w:left="3600" w:hanging="360"/>
       </w:pPr>
     </w:lvl>
-    <w:lvl w:ilvl="5" w:tplc="3EE098EA" w:tentative="1">
+    <w:lvl w:ilvl="5" w:tplc="026C2166" w:tentative="1">
       <w:start w:val="1"/>
       <w:numFmt w:val="bullet"/>
       <w:lvlText w:val="■"/>
@@ -43384,7 +43525,7 @@
         <w:ind w:left="4320" w:hanging="360"/>
       </w:pPr>
     </w:lvl>
-    <w:lvl w:ilvl="6" w:tplc="C778FB36" w:tentative="1">
+    <w:lvl w:ilvl="6" w:tplc="C5B8BD4E" w:tentative="1">
       <w:start w:val="1"/>
       <w:numFmt w:val="bullet"/>
       <w:lvlText w:val="●"/>
@@ -43393,7 +43534,7 @@
         <w:ind w:left="5040" w:hanging="360"/>
       </w:pPr>
     </w:lvl>
-    <w:lvl w:ilvl="7" w:tplc="F750717C" w:tentative="1">
+    <w:lvl w:ilvl="7" w:tplc="E1F4FF4E" w:tentative="1">
       <w:start w:val="1"/>
       <w:numFmt w:val="bullet"/>
       <w:lvlText w:val="●"/>
@@ -43402,7 +43543,7 @@
         <w:ind w:left="5760" w:hanging="360"/>
       </w:pPr>
     </w:lvl>
-    <w:lvl w:ilvl="8" w:tplc="2BCEEBA0" w:tentative="1">
+    <w:lvl w:ilvl="8" w:tplc="0F5C865C" w:tentative="1">
       <w:start w:val="1"/>
       <w:numFmt w:val="bullet"/>
       <w:lvlText w:val="●"/>
@@ -43413,10 +43554,72 @@
     </w:lvl>
   </w:abstractNum>
   <w:abstractNum w:abstractNumId="1" w15:restartNumberingAfterBreak="0">
-    <w:nsid w:val="3F05747A"/>
+    <w:nsid w:val="35FE1388"/>
     <w:multiLevelType w:val="hybridMultilevel"/>
-    <w:tmpl w:val="74929D88"/>
-    <w:lvl w:ilvl="0" w:tplc="0276B02C" w:tentative="1">
+    <w:tmpl w:val="10CA990A"/>
+    <w:lvl w:ilvl="0" w:tplc="8C70187E">
+      <w:start w:val="1"/>
+      <w:numFmt w:val="bullet"/>
+      <w:lvlText w:val="•"/>
+      <w:lvlJc w:val="left"/>
+      <w:pPr>
+        <w:ind w:left="720" w:hanging="280"/>
+      </w:pPr>
+    </w:lvl>
+    <w:lvl w:ilvl="1" w:tplc="EB0A852C" w:tentative="1">
+      <w:start w:val="1"/>
+      <w:numFmt w:val="bullet"/>
+      <w:lvlText w:val="–"/>
+      <w:lvlJc w:val="left"/>
+      <w:pPr>
+        <w:ind w:left="1080" w:hanging="280"/>
+      </w:pPr>
+    </w:lvl>
+    <w:lvl w:ilvl="2" w:tplc="82A44E6C" w:tentative="1">
+      <w:start w:val="1"/>
+      <w:numFmt w:val="bullet"/>
+      <w:lvlText w:val="▪"/>
+      <w:lvlJc w:val="left"/>
+      <w:pPr>
+        <w:ind w:left="1440" w:hanging="280"/>
+      </w:pPr>
+    </w:lvl>
+    <w:lvl w:ilvl="3" w:tplc="E74C036C">
+      <w:numFmt w:val="decimal"/>
+      <w:lvlText w:val=""/>
+      <w:lvlJc w:val="left"/>
+    </w:lvl>
+    <w:lvl w:ilvl="4" w:tplc="962A7190">
+      <w:numFmt w:val="decimal"/>
+      <w:lvlText w:val=""/>
+      <w:lvlJc w:val="left"/>
+    </w:lvl>
+    <w:lvl w:ilvl="5" w:tplc="431030CA">
+      <w:numFmt w:val="decimal"/>
+      <w:lvlText w:val=""/>
+      <w:lvlJc w:val="left"/>
+    </w:lvl>
+    <w:lvl w:ilvl="6" w:tplc="1A022940">
+      <w:numFmt w:val="decimal"/>
+      <w:lvlText w:val=""/>
+      <w:lvlJc w:val="left"/>
+    </w:lvl>
+    <w:lvl w:ilvl="7" w:tplc="EC60D1F0">
+      <w:numFmt w:val="decimal"/>
+      <w:lvlText w:val=""/>
+      <w:lvlJc w:val="left"/>
+    </w:lvl>
+    <w:lvl w:ilvl="8" w:tplc="7714A86C">
+      <w:numFmt w:val="decimal"/>
+      <w:lvlText w:val=""/>
+      <w:lvlJc w:val="left"/>
+    </w:lvl>
+  </w:abstractNum>
+  <w:abstractNum w:abstractNumId="2" w15:restartNumberingAfterBreak="0">
+    <w:nsid w:val="62BD380B"/>
+    <w:multiLevelType w:val="hybridMultilevel"/>
+    <w:tmpl w:val="88FCB1AA"/>
+    <w:lvl w:ilvl="0" w:tplc="7338BC10" w:tentative="1">
       <w:start w:val="1"/>
       <w:numFmt w:val="decimal"/>
       <w:lvlText w:val="%1."/>
@@ -43425,7 +43628,7 @@
         <w:ind w:left="720" w:hanging="360"/>
       </w:pPr>
     </w:lvl>
-    <w:lvl w:ilvl="1" w:tplc="23780A7C" w:tentative="1">
+    <w:lvl w:ilvl="1" w:tplc="2118D5EE" w:tentative="1">
       <w:start w:val="1"/>
       <w:numFmt w:val="lowerLetter"/>
       <w:lvlText w:val="%2."/>
@@ -43434,7 +43637,7 @@
         <w:ind w:left="1080" w:hanging="360"/>
       </w:pPr>
     </w:lvl>
-    <w:lvl w:ilvl="2" w:tplc="BC42C826" w:tentative="1">
+    <w:lvl w:ilvl="2" w:tplc="BA70D084" w:tentative="1">
       <w:start w:val="1"/>
       <w:numFmt w:val="lowerRoman"/>
       <w:lvlText w:val="%3."/>
@@ -43443,131 +43646,69 @@
         <w:ind w:left="1440" w:hanging="360"/>
       </w:pPr>
     </w:lvl>
-    <w:lvl w:ilvl="3" w:tplc="014C319E">
+    <w:lvl w:ilvl="3" w:tplc="E0E69828">
       <w:numFmt w:val="decimal"/>
       <w:lvlText w:val=""/>
       <w:lvlJc w:val="left"/>
     </w:lvl>
-    <w:lvl w:ilvl="4" w:tplc="D2606702">
+    <w:lvl w:ilvl="4" w:tplc="9FDE787A">
       <w:numFmt w:val="decimal"/>
       <w:lvlText w:val=""/>
       <w:lvlJc w:val="left"/>
     </w:lvl>
-    <w:lvl w:ilvl="5" w:tplc="290C2C4A">
+    <w:lvl w:ilvl="5" w:tplc="86C47576">
       <w:numFmt w:val="decimal"/>
       <w:lvlText w:val=""/>
       <w:lvlJc w:val="left"/>
     </w:lvl>
-    <w:lvl w:ilvl="6" w:tplc="674AD79E">
+    <w:lvl w:ilvl="6" w:tplc="9982A180">
       <w:numFmt w:val="decimal"/>
       <w:lvlText w:val=""/>
       <w:lvlJc w:val="left"/>
     </w:lvl>
-    <w:lvl w:ilvl="7" w:tplc="42CE4A1A">
+    <w:lvl w:ilvl="7" w:tplc="283C0B30">
       <w:numFmt w:val="decimal"/>
       <w:lvlText w:val=""/>
       <w:lvlJc w:val="left"/>
     </w:lvl>
-    <w:lvl w:ilvl="8" w:tplc="39606554">
+    <w:lvl w:ilvl="8" w:tplc="94FC35D2">
       <w:numFmt w:val="decimal"/>
       <w:lvlText w:val=""/>
       <w:lvlJc w:val="left"/>
     </w:lvl>
   </w:abstractNum>
-  <w:abstractNum w:abstractNumId="2" w15:restartNumberingAfterBreak="0">
-    <w:nsid w:val="73DE6AFB"/>
-    <w:multiLevelType w:val="hybridMultilevel"/>
-    <w:tmpl w:val="F36051EE"/>
-    <w:lvl w:ilvl="0" w:tplc="98E0501E">
-      <w:start w:val="1"/>
-      <w:numFmt w:val="bullet"/>
-      <w:lvlText w:val="•"/>
-      <w:lvlJc w:val="left"/>
-      <w:pPr>
-        <w:ind w:left="720" w:hanging="280"/>
-      </w:pPr>
-    </w:lvl>
-    <w:lvl w:ilvl="1" w:tplc="215C1E02" w:tentative="1">
-      <w:start w:val="1"/>
-      <w:numFmt w:val="bullet"/>
-      <w:lvlText w:val="–"/>
-      <w:lvlJc w:val="left"/>
-      <w:pPr>
-        <w:ind w:left="1080" w:hanging="280"/>
-      </w:pPr>
-    </w:lvl>
-    <w:lvl w:ilvl="2" w:tplc="AD54E55C" w:tentative="1">
-      <w:start w:val="1"/>
-      <w:numFmt w:val="bullet"/>
-      <w:lvlText w:val="▪"/>
-      <w:lvlJc w:val="left"/>
-      <w:pPr>
-        <w:ind w:left="1440" w:hanging="280"/>
-      </w:pPr>
-    </w:lvl>
-    <w:lvl w:ilvl="3" w:tplc="88E430D0">
-      <w:numFmt w:val="decimal"/>
-      <w:lvlText w:val=""/>
-      <w:lvlJc w:val="left"/>
-    </w:lvl>
-    <w:lvl w:ilvl="4" w:tplc="0E84355E">
-      <w:numFmt w:val="decimal"/>
-      <w:lvlText w:val=""/>
-      <w:lvlJc w:val="left"/>
-    </w:lvl>
-    <w:lvl w:ilvl="5" w:tplc="B09ABA6C">
-      <w:numFmt w:val="decimal"/>
-      <w:lvlText w:val=""/>
-      <w:lvlJc w:val="left"/>
-    </w:lvl>
-    <w:lvl w:ilvl="6" w:tplc="7B5E61DE">
-      <w:numFmt w:val="decimal"/>
-      <w:lvlText w:val=""/>
-      <w:lvlJc w:val="left"/>
-    </w:lvl>
-    <w:lvl w:ilvl="7" w:tplc="F99C6682">
-      <w:numFmt w:val="decimal"/>
-      <w:lvlText w:val=""/>
-      <w:lvlJc w:val="left"/>
-    </w:lvl>
-    <w:lvl w:ilvl="8" w:tplc="105AC288">
-      <w:numFmt w:val="decimal"/>
-      <w:lvlText w:val=""/>
-      <w:lvlJc w:val="left"/>
-    </w:lvl>
-  </w:abstractNum>
-  <w:num w:numId="1" w16cid:durableId="652367997">
+  <w:num w:numId="1" w16cid:durableId="1195584371">
     <w:abstractNumId w:val="0"/>
     <w:lvlOverride w:ilvl="0">
       <w:startOverride w:val="1"/>
     </w:lvlOverride>
   </w:num>
-  <w:num w:numId="2" w16cid:durableId="1800610485">
-    <w:abstractNumId w:val="2"/>
+  <w:num w:numId="2" w16cid:durableId="379519842">
+    <w:abstractNumId w:val="1"/>
     <w:lvlOverride w:ilvl="0">
       <w:startOverride w:val="1"/>
     </w:lvlOverride>
   </w:num>
-  <w:num w:numId="3" w16cid:durableId="1278365860">
-    <w:abstractNumId w:val="2"/>
+  <w:num w:numId="3" w16cid:durableId="261959639">
+    <w:abstractNumId w:val="1"/>
     <w:lvlOverride w:ilvl="0">
       <w:startOverride w:val="1"/>
     </w:lvlOverride>
   </w:num>
-  <w:num w:numId="4" w16cid:durableId="1696417920">
-    <w:abstractNumId w:val="2"/>
+  <w:num w:numId="4" w16cid:durableId="2105951402">
+    <w:abstractNumId w:val="1"/>
     <w:lvlOverride w:ilvl="0">
       <w:startOverride w:val="1"/>
     </w:lvlOverride>
   </w:num>
-  <w:num w:numId="5" w16cid:durableId="633370164">
-    <w:abstractNumId w:val="2"/>
+  <w:num w:numId="5" w16cid:durableId="1356346730">
+    <w:abstractNumId w:val="1"/>
     <w:lvlOverride w:ilvl="0">
       <w:startOverride w:val="1"/>
     </w:lvlOverride>
   </w:num>
-  <w:num w:numId="6" w16cid:durableId="692733699">
-    <w:abstractNumId w:val="2"/>
+  <w:num w:numId="6" w16cid:durableId="414669137">
+    <w:abstractNumId w:val="1"/>
     <w:lvlOverride w:ilvl="0">
       <w:startOverride w:val="1"/>
     </w:lvlOverride>
@@ -44271,7 +44412,7 @@
     <w:autoRedefine/>
     <w:uiPriority w:val="39"/>
     <w:unhideWhenUsed/>
-    <w:rsid w:val="00A25113"/>
+    <w:rsid w:val="00B12ADD"/>
     <w:pPr>
       <w:spacing w:after="100"/>
     </w:pPr>
@@ -44283,7 +44424,7 @@
     <w:autoRedefine/>
     <w:uiPriority w:val="39"/>
     <w:unhideWhenUsed/>
-    <w:rsid w:val="00A25113"/>
+    <w:rsid w:val="00B12ADD"/>
     <w:pPr>
       <w:spacing w:after="100"/>
       <w:ind w:left="210"/>
@@ -44295,7 +44436,7 @@
     <w:next w:val="Normal"/>
     <w:uiPriority w:val="99"/>
     <w:unhideWhenUsed/>
-    <w:rsid w:val="00A25113"/>
+    <w:rsid w:val="00B12ADD"/>
   </w:style>
 </w:styles>
 </file>
